--- a/lessons/6-7/downloads/reveal/6.7-session-1-practice-form-a.docx
+++ b/lessons/6-7/downloads/reveal/6.7-session-1-practice-form-a.docx
@@ -15,7 +15,7 @@
         <w:rPr>
           <w:rFonts w:ascii="Avenir Next" w:hAnsi="Avenir Next" w:cs="Avenir Next" w:eastAsia="Avenir Next"/>
           <w:color w:val="1A1A1A"/>
-          <w:sz w:val="20"/>
+          <w:sz w:val="22"/>
           <w:szCs w:val="20"/>
         </w:rPr>
         <w:t xml:space="preserve">Name</w:t>
@@ -33,7 +33,7 @@
         <w:rPr>
           <w:rFonts w:ascii="Avenir Next" w:hAnsi="Avenir Next" w:cs="Avenir Next" w:eastAsia="Avenir Next"/>
           <w:color w:val="1A1A1A"/>
-          <w:sz w:val="20"/>
+          <w:sz w:val="22"/>
           <w:szCs w:val="20"/>
         </w:rPr>
         <w:t xml:space="preserve">   Date</w:t>
@@ -51,7 +51,7 @@
         <w:rPr>
           <w:rFonts w:ascii="Avenir Next" w:hAnsi="Avenir Next" w:cs="Avenir Next" w:eastAsia="Avenir Next"/>
           <w:color w:val="1A1A1A"/>
-          <w:sz w:val="20"/>
+          <w:sz w:val="22"/>
           <w:szCs w:val="20"/>
         </w:rPr>
         <w:t xml:space="preserve">   Period</w:t>
@@ -78,7 +78,7 @@
           <w:caps/>
           <w:color w:val="003A70"/>
           <w:spacing w:val="12"/>
-          <w:sz w:val="19"/>
+          <w:sz w:val="22"/>
           <w:szCs w:val="19"/>
         </w:rPr>
         <w:t xml:space="preserve">Lesson 6-7  ·  Session 1  ·  Practice  ·  Form A</w:t>
@@ -86,6 +86,7 @@
     </w:p>
     <w:p>
       <w:pPr>
+        <w:pStyle w:val="Heading1"/>
         <w:keepNext/>
         <w:spacing w:before="0" w:after="10" w:line="240" w:lineRule="auto"/>
       </w:pPr>
@@ -111,7 +112,7 @@
         <w:rPr>
           <w:rFonts w:ascii="Avenir Next" w:hAnsi="Avenir Next" w:cs="Avenir Next" w:eastAsia="Avenir Next"/>
           <w:color w:val="5A5F66"/>
-          <w:sz w:val="17"/>
+          <w:sz w:val="22"/>
           <w:szCs w:val="17"/>
         </w:rPr>
         <w:t xml:space="preserve">Learning target — I can list the factors of two numbers and find their greatest common factor.</w:t>
@@ -128,7 +129,7 @@
     </w:p>
     <w:p>
       <w:pPr>
-        <w:spacing w:before="0" w:after="0" w:line="60" w:lineRule="auto"/>
+        <w:spacing w:before="0" w:after="0" w:line="50" w:lineRule="exact"/>
       </w:pPr>
     </w:p>
     <w:tbl>
@@ -167,6 +168,7 @@
           </w:tcPr>
           <w:p>
             <w:pPr>
+              <w:pStyle w:val="Heading2"/>
               <w:spacing w:before="0" w:after="40" w:line="264" w:lineRule="auto"/>
             </w:pPr>
             <w:r>
@@ -194,63 +196,63 @@
                 <w:rFonts w:ascii="Avenir Next" w:hAnsi="Avenir Next" w:cs="Avenir Next" w:eastAsia="Avenir Next"/>
                 <w:b/>
                 <w:color w:val="003A70"/>
+                <w:sz w:val="22"/>
+                <w:szCs w:val="18"/>
+              </w:rPr>
+              <w:t xml:space="preserve">•</w:t>
+            </w:r>
+            <w:r>
+              <w:rPr>
+                <w:rFonts w:ascii="Avenir Next" w:hAnsi="Avenir Next" w:cs="Avenir Next" w:eastAsia="Avenir Next"/>
+                <w:color w:val="1A1A1A"/>
                 <w:sz w:val="18"/>
                 <w:szCs w:val="18"/>
               </w:rPr>
-              <w:t xml:space="preserve">•</w:t>
-            </w:r>
-            <w:r>
-              <w:rPr>
-                <w:rFonts w:ascii="Avenir Next" w:hAnsi="Avenir Next" w:cs="Avenir Next" w:eastAsia="Avenir Next"/>
-                <w:color w:val="1A1A1A"/>
-                <w:sz w:val="18"/>
+              <w:tab/>
+            </w:r>
+            <w:r>
+              <w:rPr>
+                <w:rFonts w:ascii="Avenir Next" w:hAnsi="Avenir Next" w:cs="Avenir Next" w:eastAsia="Avenir Next"/>
+                <w:color w:val="1A1A1A"/>
+                <w:sz w:val="22"/>
                 <w:szCs w:val="18"/>
               </w:rPr>
-              <w:tab/>
-            </w:r>
-            <w:r>
-              <w:rPr>
-                <w:rFonts w:ascii="Avenir Next" w:hAnsi="Avenir Next" w:cs="Avenir Next" w:eastAsia="Avenir Next"/>
-                <w:color w:val="1A1A1A"/>
-                <w:sz w:val="18"/>
+              <w:t xml:space="preserve">A </w:t>
+            </w:r>
+            <w:r>
+              <w:rPr>
+                <w:rFonts w:ascii="Avenir Next" w:hAnsi="Avenir Next" w:cs="Avenir Next" w:eastAsia="Avenir Next"/>
+                <w:b/>
+                <w:color w:val="1A1A1A"/>
+                <w:sz w:val="22"/>
                 <w:szCs w:val="18"/>
               </w:rPr>
-              <w:t xml:space="preserve">A </w:t>
-            </w:r>
-            <w:r>
-              <w:rPr>
-                <w:rFonts w:ascii="Avenir Next" w:hAnsi="Avenir Next" w:cs="Avenir Next" w:eastAsia="Avenir Next"/>
-                <w:b/>
-                <w:color w:val="1A1A1A"/>
-                <w:sz w:val="18"/>
+              <w:t xml:space="preserve">factor</w:t>
+            </w:r>
+            <w:r>
+              <w:rPr>
+                <w:rFonts w:ascii="Avenir Next" w:hAnsi="Avenir Next" w:cs="Avenir Next" w:eastAsia="Avenir Next"/>
+                <w:color w:val="1A1A1A"/>
+                <w:sz w:val="22"/>
                 <w:szCs w:val="18"/>
               </w:rPr>
-              <w:t xml:space="preserve">factor</w:t>
-            </w:r>
-            <w:r>
-              <w:rPr>
-                <w:rFonts w:ascii="Avenir Next" w:hAnsi="Avenir Next" w:cs="Avenir Next" w:eastAsia="Avenir Next"/>
-                <w:color w:val="1A1A1A"/>
-                <w:sz w:val="18"/>
+              <w:t xml:space="preserve"> divides a number with no remainder. A </w:t>
+            </w:r>
+            <w:r>
+              <w:rPr>
+                <w:rFonts w:ascii="Avenir Next" w:hAnsi="Avenir Next" w:cs="Avenir Next" w:eastAsia="Avenir Next"/>
+                <w:b/>
+                <w:color w:val="1A1A1A"/>
+                <w:sz w:val="22"/>
                 <w:szCs w:val="18"/>
               </w:rPr>
-              <w:t xml:space="preserve"> divides a number with no remainder. A </w:t>
-            </w:r>
-            <w:r>
-              <w:rPr>
-                <w:rFonts w:ascii="Avenir Next" w:hAnsi="Avenir Next" w:cs="Avenir Next" w:eastAsia="Avenir Next"/>
-                <w:b/>
-                <w:color w:val="1A1A1A"/>
-                <w:sz w:val="18"/>
-                <w:szCs w:val="18"/>
-              </w:rPr>
               <w:t xml:space="preserve">common factor</w:t>
             </w:r>
             <w:r>
               <w:rPr>
                 <w:rFonts w:ascii="Avenir Next" w:hAnsi="Avenir Next" w:cs="Avenir Next" w:eastAsia="Avenir Next"/>
                 <w:color w:val="1A1A1A"/>
-                <w:sz w:val="18"/>
+                <w:sz w:val="22"/>
                 <w:szCs w:val="18"/>
               </w:rPr>
               <w:t xml:space="preserve"> divides both numbers.</w:t>
@@ -269,44 +271,44 @@
                 <w:rFonts w:ascii="Avenir Next" w:hAnsi="Avenir Next" w:cs="Avenir Next" w:eastAsia="Avenir Next"/>
                 <w:b/>
                 <w:color w:val="003A70"/>
+                <w:sz w:val="22"/>
+                <w:szCs w:val="18"/>
+              </w:rPr>
+              <w:t xml:space="preserve">•</w:t>
+            </w:r>
+            <w:r>
+              <w:rPr>
+                <w:rFonts w:ascii="Avenir Next" w:hAnsi="Avenir Next" w:cs="Avenir Next" w:eastAsia="Avenir Next"/>
+                <w:color w:val="1A1A1A"/>
                 <w:sz w:val="18"/>
                 <w:szCs w:val="18"/>
               </w:rPr>
-              <w:t xml:space="preserve">•</w:t>
-            </w:r>
-            <w:r>
-              <w:rPr>
-                <w:rFonts w:ascii="Avenir Next" w:hAnsi="Avenir Next" w:cs="Avenir Next" w:eastAsia="Avenir Next"/>
-                <w:color w:val="1A1A1A"/>
-                <w:sz w:val="18"/>
+              <w:tab/>
+            </w:r>
+            <w:r>
+              <w:rPr>
+                <w:rFonts w:ascii="Avenir Next" w:hAnsi="Avenir Next" w:cs="Avenir Next" w:eastAsia="Avenir Next"/>
+                <w:color w:val="1A1A1A"/>
+                <w:sz w:val="22"/>
                 <w:szCs w:val="18"/>
               </w:rPr>
-              <w:tab/>
-            </w:r>
-            <w:r>
-              <w:rPr>
-                <w:rFonts w:ascii="Avenir Next" w:hAnsi="Avenir Next" w:cs="Avenir Next" w:eastAsia="Avenir Next"/>
-                <w:color w:val="1A1A1A"/>
-                <w:sz w:val="18"/>
+              <w:t xml:space="preserve">The </w:t>
+            </w:r>
+            <w:r>
+              <w:rPr>
+                <w:rFonts w:ascii="Avenir Next" w:hAnsi="Avenir Next" w:cs="Avenir Next" w:eastAsia="Avenir Next"/>
+                <w:b/>
+                <w:color w:val="1A1A1A"/>
+                <w:sz w:val="22"/>
                 <w:szCs w:val="18"/>
               </w:rPr>
-              <w:t xml:space="preserve">The </w:t>
-            </w:r>
-            <w:r>
-              <w:rPr>
-                <w:rFonts w:ascii="Avenir Next" w:hAnsi="Avenir Next" w:cs="Avenir Next" w:eastAsia="Avenir Next"/>
-                <w:b/>
-                <w:color w:val="1A1A1A"/>
-                <w:sz w:val="18"/>
-                <w:szCs w:val="18"/>
-              </w:rPr>
               <w:t xml:space="preserve">GCF</w:t>
             </w:r>
             <w:r>
               <w:rPr>
                 <w:rFonts w:ascii="Avenir Next" w:hAnsi="Avenir Next" w:cs="Avenir Next" w:eastAsia="Avenir Next"/>
                 <w:color w:val="1A1A1A"/>
-                <w:sz w:val="18"/>
+                <w:sz w:val="22"/>
                 <w:szCs w:val="18"/>
               </w:rPr>
               <w:t xml:space="preserve"> is the greatest factor two numbers share. Check it by dividing it into both.</w:t>
@@ -325,35 +327,35 @@
                 <w:rFonts w:ascii="Avenir Next" w:hAnsi="Avenir Next" w:cs="Avenir Next" w:eastAsia="Avenir Next"/>
                 <w:b/>
                 <w:color w:val="003A70"/>
+                <w:sz w:val="22"/>
+                <w:szCs w:val="18"/>
+              </w:rPr>
+              <w:t xml:space="preserve">•</w:t>
+            </w:r>
+            <w:r>
+              <w:rPr>
+                <w:rFonts w:ascii="Avenir Next" w:hAnsi="Avenir Next" w:cs="Avenir Next" w:eastAsia="Avenir Next"/>
+                <w:color w:val="1A1A1A"/>
                 <w:sz w:val="18"/>
                 <w:szCs w:val="18"/>
               </w:rPr>
-              <w:t xml:space="preserve">•</w:t>
-            </w:r>
-            <w:r>
-              <w:rPr>
-                <w:rFonts w:ascii="Avenir Next" w:hAnsi="Avenir Next" w:cs="Avenir Next" w:eastAsia="Avenir Next"/>
-                <w:color w:val="1A1A1A"/>
-                <w:sz w:val="18"/>
+              <w:tab/>
+            </w:r>
+            <w:r>
+              <w:rPr>
+                <w:rFonts w:ascii="Avenir Next" w:hAnsi="Avenir Next" w:cs="Avenir Next" w:eastAsia="Avenir Next"/>
+                <w:b/>
+                <w:color w:val="1A1A1A"/>
+                <w:sz w:val="22"/>
                 <w:szCs w:val="18"/>
               </w:rPr>
-              <w:tab/>
-            </w:r>
-            <w:r>
-              <w:rPr>
-                <w:rFonts w:ascii="Avenir Next" w:hAnsi="Avenir Next" w:cs="Avenir Next" w:eastAsia="Avenir Next"/>
-                <w:b/>
-                <w:color w:val="1A1A1A"/>
-                <w:sz w:val="18"/>
-                <w:szCs w:val="18"/>
-              </w:rPr>
               <w:t xml:space="preserve">Prime factorization</w:t>
             </w:r>
             <w:r>
               <w:rPr>
                 <w:rFonts w:ascii="Avenir Next" w:hAnsi="Avenir Next" w:cs="Avenir Next" w:eastAsia="Avenir Next"/>
                 <w:color w:val="1A1A1A"/>
-                <w:sz w:val="18"/>
+                <w:sz w:val="22"/>
                 <w:szCs w:val="18"/>
               </w:rPr>
               <w:t xml:space="preserve">: split until every factor is prime: 63 = 7 × 3 × 3.</w:t>
@@ -368,6 +370,7 @@
           </w:tcPr>
           <w:p>
             <w:pPr>
+              <w:pStyle w:val="Heading2"/>
               <w:spacing w:before="0" w:after="40" w:line="264" w:lineRule="auto"/>
             </w:pPr>
             <w:r>
@@ -390,7 +393,7 @@
               <w:rPr>
                 <w:rFonts w:ascii="Avenir Next" w:hAnsi="Avenir Next" w:cs="Avenir Next" w:eastAsia="Avenir Next"/>
                 <w:color w:val="1A1A1A"/>
-                <w:sz w:val="17"/>
+                <w:sz w:val="22"/>
                 <w:szCs w:val="17"/>
               </w:rPr>
               <w:t xml:space="preserve">Find the GCF of 20 and 30.</w:t>
@@ -409,25 +412,25 @@
                 <w:rFonts w:ascii="Avenir Next" w:hAnsi="Avenir Next" w:cs="Avenir Next" w:eastAsia="Avenir Next"/>
                 <w:b/>
                 <w:color w:val="003A70"/>
+                <w:sz w:val="22"/>
+                <w:szCs w:val="17"/>
+              </w:rPr>
+              <w:t xml:space="preserve">Step 1</w:t>
+            </w:r>
+            <w:r>
+              <w:rPr>
+                <w:rFonts w:ascii="Avenir Next" w:hAnsi="Avenir Next" w:cs="Avenir Next" w:eastAsia="Avenir Next"/>
+                <w:color w:val="1A1A1A"/>
                 <w:sz w:val="17"/>
                 <w:szCs w:val="17"/>
               </w:rPr>
-              <w:t xml:space="preserve">Step 1</w:t>
-            </w:r>
-            <w:r>
-              <w:rPr>
-                <w:rFonts w:ascii="Avenir Next" w:hAnsi="Avenir Next" w:cs="Avenir Next" w:eastAsia="Avenir Next"/>
-                <w:color w:val="1A1A1A"/>
-                <w:sz w:val="17"/>
-                <w:szCs w:val="17"/>
-              </w:rPr>
               <w:tab/>
             </w:r>
             <w:r>
               <w:rPr>
                 <w:rFonts w:ascii="Avenir Next" w:hAnsi="Avenir Next" w:cs="Avenir Next" w:eastAsia="Avenir Next"/>
                 <w:color w:val="1A1A1A"/>
-                <w:sz w:val="17"/>
+                <w:sz w:val="22"/>
                 <w:szCs w:val="17"/>
               </w:rPr>
               <w:t xml:space="preserve">Factors of 20: 1, 2, 4, 5, 10, 20.</w:t>
@@ -446,25 +449,25 @@
                 <w:rFonts w:ascii="Avenir Next" w:hAnsi="Avenir Next" w:cs="Avenir Next" w:eastAsia="Avenir Next"/>
                 <w:b/>
                 <w:color w:val="003A70"/>
+                <w:sz w:val="22"/>
+                <w:szCs w:val="17"/>
+              </w:rPr>
+              <w:t xml:space="preserve">Step 2</w:t>
+            </w:r>
+            <w:r>
+              <w:rPr>
+                <w:rFonts w:ascii="Avenir Next" w:hAnsi="Avenir Next" w:cs="Avenir Next" w:eastAsia="Avenir Next"/>
+                <w:color w:val="1A1A1A"/>
                 <w:sz w:val="17"/>
                 <w:szCs w:val="17"/>
               </w:rPr>
-              <w:t xml:space="preserve">Step 2</w:t>
-            </w:r>
-            <w:r>
-              <w:rPr>
-                <w:rFonts w:ascii="Avenir Next" w:hAnsi="Avenir Next" w:cs="Avenir Next" w:eastAsia="Avenir Next"/>
-                <w:color w:val="1A1A1A"/>
-                <w:sz w:val="17"/>
-                <w:szCs w:val="17"/>
-              </w:rPr>
               <w:tab/>
             </w:r>
             <w:r>
               <w:rPr>
                 <w:rFonts w:ascii="Avenir Next" w:hAnsi="Avenir Next" w:cs="Avenir Next" w:eastAsia="Avenir Next"/>
                 <w:color w:val="1A1A1A"/>
-                <w:sz w:val="17"/>
+                <w:sz w:val="22"/>
                 <w:szCs w:val="17"/>
               </w:rPr>
               <w:t xml:space="preserve">Factors of 30: 1, 2, 3, 5, 6, 10, 15, 30.</w:t>
@@ -483,25 +486,25 @@
                 <w:rFonts w:ascii="Avenir Next" w:hAnsi="Avenir Next" w:cs="Avenir Next" w:eastAsia="Avenir Next"/>
                 <w:b/>
                 <w:color w:val="003A70"/>
+                <w:sz w:val="22"/>
+                <w:szCs w:val="17"/>
+              </w:rPr>
+              <w:t xml:space="preserve">Step 3</w:t>
+            </w:r>
+            <w:r>
+              <w:rPr>
+                <w:rFonts w:ascii="Avenir Next" w:hAnsi="Avenir Next" w:cs="Avenir Next" w:eastAsia="Avenir Next"/>
+                <w:color w:val="1A1A1A"/>
                 <w:sz w:val="17"/>
                 <w:szCs w:val="17"/>
               </w:rPr>
-              <w:t xml:space="preserve">Step 3</w:t>
-            </w:r>
-            <w:r>
-              <w:rPr>
-                <w:rFonts w:ascii="Avenir Next" w:hAnsi="Avenir Next" w:cs="Avenir Next" w:eastAsia="Avenir Next"/>
-                <w:color w:val="1A1A1A"/>
-                <w:sz w:val="17"/>
-                <w:szCs w:val="17"/>
-              </w:rPr>
               <w:tab/>
             </w:r>
             <w:r>
               <w:rPr>
                 <w:rFonts w:ascii="Avenir Next" w:hAnsi="Avenir Next" w:cs="Avenir Next" w:eastAsia="Avenir Next"/>
                 <w:color w:val="1A1A1A"/>
-                <w:sz w:val="17"/>
+                <w:sz w:val="22"/>
                 <w:szCs w:val="17"/>
               </w:rPr>
               <w:t xml:space="preserve">Shared factors: 1, 2, 5, 10. The greatest is 10.</w:t>
@@ -520,18 +523,18 @@
                 <w:rFonts w:ascii="Avenir Next" w:hAnsi="Avenir Next" w:cs="Avenir Next" w:eastAsia="Avenir Next"/>
                 <w:b/>
                 <w:color w:val="1A1A1A"/>
+                <w:sz w:val="22"/>
+                <w:szCs w:val="17"/>
+              </w:rPr>
+              <w:t xml:space="preserve">Answer</w:t>
+            </w:r>
+            <w:r>
+              <w:rPr>
+                <w:rFonts w:ascii="Avenir Next" w:hAnsi="Avenir Next" w:cs="Avenir Next" w:eastAsia="Avenir Next"/>
+                <w:color w:val="1A1A1A"/>
                 <w:sz w:val="17"/>
                 <w:szCs w:val="17"/>
               </w:rPr>
-              <w:t xml:space="preserve">Answer</w:t>
-            </w:r>
-            <w:r>
-              <w:rPr>
-                <w:rFonts w:ascii="Avenir Next" w:hAnsi="Avenir Next" w:cs="Avenir Next" w:eastAsia="Avenir Next"/>
-                <w:color w:val="1A1A1A"/>
-                <w:sz w:val="17"/>
-                <w:szCs w:val="17"/>
-              </w:rPr>
               <w:tab/>
             </w:r>
             <w:r>
@@ -539,7 +542,7 @@
                 <w:rFonts w:ascii="Avenir Next" w:hAnsi="Avenir Next" w:cs="Avenir Next" w:eastAsia="Avenir Next"/>
                 <w:b/>
                 <w:color w:val="1A1A1A"/>
-                <w:sz w:val="17"/>
+                <w:sz w:val="22"/>
                 <w:szCs w:val="17"/>
               </w:rPr>
               <w:t xml:space="preserve">GCF = 10</w:t>
@@ -568,7 +571,7 @@
           <w:rFonts w:ascii="Avenir Next" w:hAnsi="Avenir Next" w:cs="Avenir Next" w:eastAsia="Avenir Next"/>
           <w:b/>
           <w:color w:val="1A1A1A"/>
-          <w:sz w:val="17"/>
+          <w:sz w:val="22"/>
           <w:szCs w:val="17"/>
         </w:rPr>
         <w:t xml:space="preserve">factor</w:t>
@@ -578,7 +581,7 @@
           <w:rFonts w:ascii="Avenir Next" w:hAnsi="Avenir Next" w:cs="Avenir Next" w:eastAsia="Avenir Next"/>
           <w:i/>
           <w:color w:val="5A5F66"/>
-          <w:sz w:val="17"/>
+          <w:sz w:val="22"/>
           <w:szCs w:val="17"/>
         </w:rPr>
         <w:t xml:space="preserve"> (factor)</w:t>
@@ -587,7 +590,7 @@
         <w:rPr>
           <w:rFonts w:ascii="Avenir Next" w:hAnsi="Avenir Next" w:cs="Avenir Next" w:eastAsia="Avenir Next"/>
           <w:color w:val="5A5F66"/>
-          <w:sz w:val="17"/>
+          <w:sz w:val="22"/>
           <w:szCs w:val="17"/>
         </w:rPr>
         <w:t xml:space="preserve">   ·   </w:t>
@@ -597,7 +600,7 @@
           <w:rFonts w:ascii="Avenir Next" w:hAnsi="Avenir Next" w:cs="Avenir Next" w:eastAsia="Avenir Next"/>
           <w:b/>
           <w:color w:val="1A1A1A"/>
-          <w:sz w:val="17"/>
+          <w:sz w:val="22"/>
           <w:szCs w:val="17"/>
         </w:rPr>
         <w:t xml:space="preserve">greatest common factor</w:t>
@@ -607,7 +610,7 @@
           <w:rFonts w:ascii="Avenir Next" w:hAnsi="Avenir Next" w:cs="Avenir Next" w:eastAsia="Avenir Next"/>
           <w:i/>
           <w:color w:val="5A5F66"/>
-          <w:sz w:val="17"/>
+          <w:sz w:val="22"/>
           <w:szCs w:val="17"/>
         </w:rPr>
         <w:t xml:space="preserve"> (máximo común divisor)</w:t>
@@ -616,7 +619,7 @@
         <w:rPr>
           <w:rFonts w:ascii="Avenir Next" w:hAnsi="Avenir Next" w:cs="Avenir Next" w:eastAsia="Avenir Next"/>
           <w:color w:val="5A5F66"/>
-          <w:sz w:val="17"/>
+          <w:sz w:val="22"/>
           <w:szCs w:val="17"/>
         </w:rPr>
         <w:t xml:space="preserve">   ·   </w:t>
@@ -626,7 +629,7 @@
           <w:rFonts w:ascii="Avenir Next" w:hAnsi="Avenir Next" w:cs="Avenir Next" w:eastAsia="Avenir Next"/>
           <w:b/>
           <w:color w:val="1A1A1A"/>
-          <w:sz w:val="17"/>
+          <w:sz w:val="22"/>
           <w:szCs w:val="17"/>
         </w:rPr>
         <w:t xml:space="preserve">prime factorization</w:t>
@@ -636,7 +639,7 @@
           <w:rFonts w:ascii="Avenir Next" w:hAnsi="Avenir Next" w:cs="Avenir Next" w:eastAsia="Avenir Next"/>
           <w:i/>
           <w:color w:val="5A5F66"/>
-          <w:sz w:val="17"/>
+          <w:sz w:val="22"/>
           <w:szCs w:val="17"/>
         </w:rPr>
         <w:t xml:space="preserve"> (factorización prima)</w:t>
@@ -644,6 +647,7 @@
     </w:p>
     <w:p>
       <w:pPr>
+        <w:pStyle w:val="Heading2"/>
         <w:keepNext/>
         <w:pBdr>
           <w:bottom w:val="single" w:sz="8" w:space="3" w:color="003A70"/>
@@ -659,7 +663,7 @@
           <w:b/>
           <w:color w:val="003A70"/>
           <w:spacing w:val="14"/>
-          <w:sz w:val="19"/>
+          <w:sz w:val="22"/>
           <w:szCs w:val="19"/>
         </w:rPr>
         <w:t xml:space="preserve">PRACTICE</w:t>
@@ -678,7 +682,7 @@
           <w:rFonts w:ascii="Avenir Next" w:hAnsi="Avenir Next" w:cs="Avenir Next" w:eastAsia="Avenir Next"/>
           <w:i/>
           <w:color w:val="5A5F66"/>
-          <w:sz w:val="17"/>
+          <w:sz w:val="22"/>
           <w:szCs w:val="17"/>
         </w:rPr>
         <w:t xml:space="preserve">show your work · label units</w:t>
@@ -686,7 +690,7 @@
     </w:p>
     <w:p>
       <w:pPr>
-        <w:spacing w:before="0" w:after="0" w:line="20" w:lineRule="exact"/>
+        <w:spacing w:before="0" w:after="0" w:line="50" w:lineRule="exact"/>
       </w:pPr>
     </w:p>
     <w:tbl>
@@ -736,25 +740,25 @@
                 <w:rFonts w:ascii="Avenir Next" w:hAnsi="Avenir Next" w:cs="Avenir Next" w:eastAsia="Avenir Next"/>
                 <w:b/>
                 <w:color w:val="1A1A1A"/>
+                <w:sz w:val="22"/>
+                <w:szCs w:val="20"/>
+              </w:rPr>
+              <w:t xml:space="preserve">1.</w:t>
+            </w:r>
+            <w:r>
+              <w:rPr>
+                <w:rFonts w:ascii="Avenir Next" w:hAnsi="Avenir Next" w:cs="Avenir Next" w:eastAsia="Avenir Next"/>
+                <w:color w:val="1A1A1A"/>
                 <w:sz w:val="20"/>
                 <w:szCs w:val="20"/>
               </w:rPr>
-              <w:t xml:space="preserve">1.</w:t>
-            </w:r>
-            <w:r>
-              <w:rPr>
-                <w:rFonts w:ascii="Avenir Next" w:hAnsi="Avenir Next" w:cs="Avenir Next" w:eastAsia="Avenir Next"/>
-                <w:color w:val="1A1A1A"/>
-                <w:sz w:val="20"/>
-                <w:szCs w:val="20"/>
-              </w:rPr>
               <w:tab/>
             </w:r>
             <w:r>
               <w:rPr>
                 <w:rFonts w:ascii="Avenir Next" w:hAnsi="Avenir Next" w:cs="Avenir Next" w:eastAsia="Avenir Next"/>
                 <w:color w:val="1A1A1A"/>
-                <w:sz w:val="20"/>
+                <w:sz w:val="22"/>
                 <w:szCs w:val="20"/>
               </w:rPr>
               <w:t xml:space="preserve">Find the GCF of each pair.</w:t>
@@ -809,7 +813,7 @@
                       <w:rFonts w:ascii="Avenir Next" w:hAnsi="Avenir Next" w:cs="Avenir Next" w:eastAsia="Avenir Next"/>
                       <w:b/>
                       <w:color w:val="003A70"/>
-                      <w:sz w:val="20"/>
+                      <w:sz w:val="22"/>
                       <w:szCs w:val="20"/>
                     </w:rPr>
                     <w:t xml:space="preserve">a.</w:t>
@@ -827,7 +831,7 @@
                     <w:rPr>
                       <w:rFonts w:ascii="Avenir Next" w:hAnsi="Avenir Next" w:cs="Avenir Next" w:eastAsia="Avenir Next"/>
                       <w:color w:val="1A1A1A"/>
-                      <w:sz w:val="20"/>
+                      <w:sz w:val="22"/>
                       <w:szCs w:val="20"/>
                     </w:rPr>
                     <w:t xml:space="preserve">16 and 24</w:t>
@@ -871,7 +875,7 @@
                       <w:rFonts w:ascii="Avenir Next" w:hAnsi="Avenir Next" w:cs="Avenir Next" w:eastAsia="Avenir Next"/>
                       <w:b/>
                       <w:color w:val="003A70"/>
-                      <w:sz w:val="20"/>
+                      <w:sz w:val="22"/>
                       <w:szCs w:val="20"/>
                     </w:rPr>
                     <w:t xml:space="preserve">b.</w:t>
@@ -889,7 +893,7 @@
                     <w:rPr>
                       <w:rFonts w:ascii="Avenir Next" w:hAnsi="Avenir Next" w:cs="Avenir Next" w:eastAsia="Avenir Next"/>
                       <w:color w:val="1A1A1A"/>
-                      <w:sz w:val="20"/>
+                      <w:sz w:val="22"/>
                       <w:szCs w:val="20"/>
                     </w:rPr>
                     <w:t xml:space="preserve">18 and 30</w:t>
@@ -939,7 +943,7 @@
                       <w:rFonts w:ascii="Avenir Next" w:hAnsi="Avenir Next" w:cs="Avenir Next" w:eastAsia="Avenir Next"/>
                       <w:b/>
                       <w:color w:val="003A70"/>
-                      <w:sz w:val="20"/>
+                      <w:sz w:val="22"/>
                       <w:szCs w:val="20"/>
                     </w:rPr>
                     <w:t xml:space="preserve">c.</w:t>
@@ -957,7 +961,7 @@
                     <w:rPr>
                       <w:rFonts w:ascii="Avenir Next" w:hAnsi="Avenir Next" w:cs="Avenir Next" w:eastAsia="Avenir Next"/>
                       <w:color w:val="1A1A1A"/>
-                      <w:sz w:val="20"/>
+                      <w:sz w:val="22"/>
                       <w:szCs w:val="20"/>
                     </w:rPr>
                     <w:t xml:space="preserve">21 and 35</w:t>
@@ -1001,7 +1005,7 @@
                       <w:rFonts w:ascii="Avenir Next" w:hAnsi="Avenir Next" w:cs="Avenir Next" w:eastAsia="Avenir Next"/>
                       <w:b/>
                       <w:color w:val="003A70"/>
-                      <w:sz w:val="20"/>
+                      <w:sz w:val="22"/>
                       <w:szCs w:val="20"/>
                     </w:rPr>
                     <w:t xml:space="preserve">d.</w:t>
@@ -1019,7 +1023,7 @@
                     <w:rPr>
                       <w:rFonts w:ascii="Avenir Next" w:hAnsi="Avenir Next" w:cs="Avenir Next" w:eastAsia="Avenir Next"/>
                       <w:color w:val="1A1A1A"/>
-                      <w:sz w:val="20"/>
+                      <w:sz w:val="22"/>
                       <w:szCs w:val="20"/>
                     </w:rPr>
                     <w:t xml:space="preserve">15 and 25</w:t>
@@ -1049,7 +1053,7 @@
           </w:tbl>
           <w:p>
             <w:pPr>
-              <w:spacing w:before="0" w:after="0" w:line="24" w:lineRule="auto"/>
+              <w:spacing w:before="0" w:after="0" w:line="50" w:lineRule="exact"/>
             </w:pPr>
           </w:p>
         </w:tc>
@@ -1057,12 +1061,12 @@
     </w:tbl>
     <w:p>
       <w:pPr>
-        <w:spacing w:before="0" w:after="0" w:line="20" w:lineRule="exact"/>
+        <w:spacing w:before="0" w:after="0" w:line="50" w:lineRule="exact"/>
       </w:pPr>
     </w:p>
     <w:p>
       <w:pPr>
-        <w:spacing w:before="0" w:after="0" w:line="20" w:lineRule="exact"/>
+        <w:spacing w:before="0" w:after="0" w:line="50" w:lineRule="exact"/>
       </w:pPr>
     </w:p>
     <w:tbl>
@@ -1112,18 +1116,18 @@
                 <w:rFonts w:ascii="Avenir Next" w:hAnsi="Avenir Next" w:cs="Avenir Next" w:eastAsia="Avenir Next"/>
                 <w:b/>
                 <w:color w:val="1A1A1A"/>
+                <w:sz w:val="22"/>
+                <w:szCs w:val="20"/>
+              </w:rPr>
+              <w:t xml:space="preserve">2.</w:t>
+            </w:r>
+            <w:r>
+              <w:rPr>
+                <w:rFonts w:ascii="Avenir Next" w:hAnsi="Avenir Next" w:cs="Avenir Next" w:eastAsia="Avenir Next"/>
+                <w:color w:val="1A1A1A"/>
                 <w:sz w:val="20"/>
                 <w:szCs w:val="20"/>
               </w:rPr>
-              <w:t xml:space="preserve">2.</w:t>
-            </w:r>
-            <w:r>
-              <w:rPr>
-                <w:rFonts w:ascii="Avenir Next" w:hAnsi="Avenir Next" w:cs="Avenir Next" w:eastAsia="Avenir Next"/>
-                <w:color w:val="1A1A1A"/>
-                <w:sz w:val="20"/>
-                <w:szCs w:val="20"/>
-              </w:rPr>
               <w:tab/>
             </w:r>
             <w:r>
@@ -1131,7 +1135,7 @@
                 <w:rFonts w:ascii="Avenir Next" w:hAnsi="Avenir Next" w:cs="Avenir Next" w:eastAsia="Avenir Next"/>
                 <w:b/>
                 <w:color w:val="1A1A1A"/>
-                <w:sz w:val="20"/>
+                <w:sz w:val="22"/>
                 <w:szCs w:val="20"/>
               </w:rPr>
               <w:t xml:space="preserve">Factor Pairs.  </w:t>
@@ -1140,7 +1144,7 @@
               <w:rPr>
                 <w:rFonts w:ascii="Avenir Next" w:hAnsi="Avenir Next" w:cs="Avenir Next" w:eastAsia="Avenir Next"/>
                 <w:color w:val="1A1A1A"/>
-                <w:sz w:val="20"/>
+                <w:sz w:val="22"/>
                 <w:szCs w:val="20"/>
               </w:rPr>
               <w:t xml:space="preserve">Work with the number 45.</w:t>
@@ -1157,7 +1161,7 @@
                 <w:rFonts w:ascii="Avenir Next" w:hAnsi="Avenir Next" w:cs="Avenir Next" w:eastAsia="Avenir Next"/>
                 <w:b/>
                 <w:color w:val="003A70"/>
-                <w:sz w:val="17"/>
+                <w:sz w:val="22"/>
                 <w:szCs w:val="17"/>
               </w:rPr>
               <w:t xml:space="preserve">Hint  </w:t>
@@ -1167,7 +1171,7 @@
                 <w:rFonts w:ascii="Avenir Next" w:hAnsi="Avenir Next" w:cs="Avenir Next" w:eastAsia="Avenir Next"/>
                 <w:i/>
                 <w:color w:val="5A5F66"/>
-                <w:sz w:val="17"/>
+                <w:sz w:val="22"/>
                 <w:szCs w:val="17"/>
               </w:rPr>
               <w:t xml:space="preserve">Start with 1 × 45, then try 2, 3, 4, 5, …</w:t>
@@ -1187,25 +1191,25 @@
                 <w:rFonts w:ascii="Avenir Next" w:hAnsi="Avenir Next" w:cs="Avenir Next" w:eastAsia="Avenir Next"/>
                 <w:b/>
                 <w:color w:val="003A70"/>
+                <w:sz w:val="22"/>
+                <w:szCs w:val="20"/>
+              </w:rPr>
+              <w:t xml:space="preserve">a.</w:t>
+            </w:r>
+            <w:r>
+              <w:rPr>
+                <w:rFonts w:ascii="Avenir Next" w:hAnsi="Avenir Next" w:cs="Avenir Next" w:eastAsia="Avenir Next"/>
+                <w:color w:val="1A1A1A"/>
                 <w:sz w:val="20"/>
                 <w:szCs w:val="20"/>
               </w:rPr>
-              <w:t xml:space="preserve">a.</w:t>
-            </w:r>
-            <w:r>
-              <w:rPr>
-                <w:rFonts w:ascii="Avenir Next" w:hAnsi="Avenir Next" w:cs="Avenir Next" w:eastAsia="Avenir Next"/>
-                <w:color w:val="1A1A1A"/>
-                <w:sz w:val="20"/>
-                <w:szCs w:val="20"/>
-              </w:rPr>
               <w:tab/>
             </w:r>
             <w:r>
               <w:rPr>
                 <w:rFonts w:ascii="Avenir Next" w:hAnsi="Avenir Next" w:cs="Avenir Next" w:eastAsia="Avenir Next"/>
                 <w:color w:val="1A1A1A"/>
-                <w:sz w:val="20"/>
+                <w:sz w:val="22"/>
                 <w:szCs w:val="20"/>
               </w:rPr>
               <w:t xml:space="preserve">List every factor pair of 45.</w:t>
@@ -1244,25 +1248,25 @@
                 <w:rFonts w:ascii="Avenir Next" w:hAnsi="Avenir Next" w:cs="Avenir Next" w:eastAsia="Avenir Next"/>
                 <w:b/>
                 <w:color w:val="003A70"/>
+                <w:sz w:val="22"/>
+                <w:szCs w:val="20"/>
+              </w:rPr>
+              <w:t xml:space="preserve">b.</w:t>
+            </w:r>
+            <w:r>
+              <w:rPr>
+                <w:rFonts w:ascii="Avenir Next" w:hAnsi="Avenir Next" w:cs="Avenir Next" w:eastAsia="Avenir Next"/>
+                <w:color w:val="1A1A1A"/>
                 <w:sz w:val="20"/>
                 <w:szCs w:val="20"/>
               </w:rPr>
-              <w:t xml:space="preserve">b.</w:t>
-            </w:r>
-            <w:r>
-              <w:rPr>
-                <w:rFonts w:ascii="Avenir Next" w:hAnsi="Avenir Next" w:cs="Avenir Next" w:eastAsia="Avenir Next"/>
-                <w:color w:val="1A1A1A"/>
-                <w:sz w:val="20"/>
-                <w:szCs w:val="20"/>
-              </w:rPr>
               <w:tab/>
             </w:r>
             <w:r>
               <w:rPr>
                 <w:rFonts w:ascii="Avenir Next" w:hAnsi="Avenir Next" w:cs="Avenir Next" w:eastAsia="Avenir Next"/>
                 <w:color w:val="1A1A1A"/>
-                <w:sz w:val="20"/>
+                <w:sz w:val="22"/>
                 <w:szCs w:val="20"/>
               </w:rPr>
               <w:t xml:space="preserve">List all factors of 45 from least to greatest.</w:t>
@@ -1292,12 +1296,12 @@
     </w:tbl>
     <w:p>
       <w:pPr>
-        <w:spacing w:before="0" w:after="0" w:line="20" w:lineRule="exact"/>
+        <w:spacing w:before="0" w:after="0" w:line="50" w:lineRule="exact"/>
       </w:pPr>
     </w:p>
     <w:p>
       <w:pPr>
-        <w:spacing w:before="0" w:after="0" w:line="20" w:lineRule="exact"/>
+        <w:spacing w:before="0" w:after="0" w:line="50" w:lineRule="exact"/>
       </w:pPr>
     </w:p>
     <w:tbl>
@@ -1347,18 +1351,18 @@
                 <w:rFonts w:ascii="Avenir Next" w:hAnsi="Avenir Next" w:cs="Avenir Next" w:eastAsia="Avenir Next"/>
                 <w:b/>
                 <w:color w:val="1A1A1A"/>
+                <w:sz w:val="22"/>
+                <w:szCs w:val="20"/>
+              </w:rPr>
+              <w:t xml:space="preserve">3.</w:t>
+            </w:r>
+            <w:r>
+              <w:rPr>
+                <w:rFonts w:ascii="Avenir Next" w:hAnsi="Avenir Next" w:cs="Avenir Next" w:eastAsia="Avenir Next"/>
+                <w:color w:val="1A1A1A"/>
                 <w:sz w:val="20"/>
                 <w:szCs w:val="20"/>
               </w:rPr>
-              <w:t xml:space="preserve">3.</w:t>
-            </w:r>
-            <w:r>
-              <w:rPr>
-                <w:rFonts w:ascii="Avenir Next" w:hAnsi="Avenir Next" w:cs="Avenir Next" w:eastAsia="Avenir Next"/>
-                <w:color w:val="1A1A1A"/>
-                <w:sz w:val="20"/>
-                <w:szCs w:val="20"/>
-              </w:rPr>
               <w:tab/>
             </w:r>
             <w:r>
@@ -1366,7 +1370,7 @@
                 <w:rFonts w:ascii="Avenir Next" w:hAnsi="Avenir Next" w:cs="Avenir Next" w:eastAsia="Avenir Next"/>
                 <w:b/>
                 <w:color w:val="1A1A1A"/>
-                <w:sz w:val="20"/>
+                <w:sz w:val="22"/>
                 <w:szCs w:val="20"/>
               </w:rPr>
               <w:t xml:space="preserve">Prime Factor Tree.  </w:t>
@@ -1375,7 +1379,7 @@
               <w:rPr>
                 <w:rFonts w:ascii="Avenir Next" w:hAnsi="Avenir Next" w:cs="Avenir Next" w:eastAsia="Avenir Next"/>
                 <w:color w:val="1A1A1A"/>
-                <w:sz w:val="20"/>
+                <w:sz w:val="22"/>
                 <w:szCs w:val="20"/>
               </w:rPr>
               <w:t xml:space="preserve">Build a factor tree for 42 in the box.</w:t>
@@ -1392,7 +1396,7 @@
                 <w:rFonts w:ascii="Avenir Next" w:hAnsi="Avenir Next" w:cs="Avenir Next" w:eastAsia="Avenir Next"/>
                 <w:b/>
                 <w:color w:val="003A70"/>
-                <w:sz w:val="17"/>
+                <w:sz w:val="22"/>
                 <w:szCs w:val="17"/>
               </w:rPr>
               <w:t xml:space="preserve">Hint  </w:t>
@@ -1402,7 +1406,7 @@
                 <w:rFonts w:ascii="Avenir Next" w:hAnsi="Avenir Next" w:cs="Avenir Next" w:eastAsia="Avenir Next"/>
                 <w:i/>
                 <w:color w:val="5A5F66"/>
-                <w:sz w:val="17"/>
+                <w:sz w:val="22"/>
                 <w:szCs w:val="17"/>
               </w:rPr>
               <w:t xml:space="preserve">Split 42 into 6 × 7, then split 6.</w:t>
@@ -1422,25 +1426,25 @@
                 <w:rFonts w:ascii="Avenir Next" w:hAnsi="Avenir Next" w:cs="Avenir Next" w:eastAsia="Avenir Next"/>
                 <w:b/>
                 <w:color w:val="003A70"/>
+                <w:sz w:val="22"/>
+                <w:szCs w:val="20"/>
+              </w:rPr>
+              <w:t xml:space="preserve">a.</w:t>
+            </w:r>
+            <w:r>
+              <w:rPr>
+                <w:rFonts w:ascii="Avenir Next" w:hAnsi="Avenir Next" w:cs="Avenir Next" w:eastAsia="Avenir Next"/>
+                <w:color w:val="1A1A1A"/>
                 <w:sz w:val="20"/>
                 <w:szCs w:val="20"/>
               </w:rPr>
-              <w:t xml:space="preserve">a.</w:t>
-            </w:r>
-            <w:r>
-              <w:rPr>
-                <w:rFonts w:ascii="Avenir Next" w:hAnsi="Avenir Next" w:cs="Avenir Next" w:eastAsia="Avenir Next"/>
-                <w:color w:val="1A1A1A"/>
-                <w:sz w:val="20"/>
-                <w:szCs w:val="20"/>
-              </w:rPr>
               <w:tab/>
             </w:r>
             <w:r>
               <w:rPr>
                 <w:rFonts w:ascii="Avenir Next" w:hAnsi="Avenir Next" w:cs="Avenir Next" w:eastAsia="Avenir Next"/>
                 <w:color w:val="1A1A1A"/>
-                <w:sz w:val="20"/>
+                <w:sz w:val="22"/>
                 <w:szCs w:val="20"/>
               </w:rPr>
               <w:t xml:space="preserve">Prime factorization of 42:</w:t>
@@ -1479,10 +1483,28 @@
                 <w:rFonts w:ascii="Avenir Next" w:hAnsi="Avenir Next" w:cs="Avenir Next" w:eastAsia="Avenir Next"/>
                 <w:b/>
                 <w:color w:val="003A70"/>
+                <w:sz w:val="22"/>
+                <w:szCs w:val="20"/>
+              </w:rPr>
+              <w:t xml:space="preserve">b.</w:t>
+            </w:r>
+            <w:r>
+              <w:rPr>
+                <w:rFonts w:ascii="Avenir Next" w:hAnsi="Avenir Next" w:cs="Avenir Next" w:eastAsia="Avenir Next"/>
+                <w:color w:val="1A1A1A"/>
                 <w:sz w:val="20"/>
                 <w:szCs w:val="20"/>
               </w:rPr>
-              <w:t xml:space="preserve">b.</w:t>
+              <w:tab/>
+            </w:r>
+            <w:r>
+              <w:rPr>
+                <w:rFonts w:ascii="Avenir Next" w:hAnsi="Avenir Next" w:cs="Avenir Next" w:eastAsia="Avenir Next"/>
+                <w:color w:val="1A1A1A"/>
+                <w:sz w:val="22"/>
+                <w:szCs w:val="20"/>
+              </w:rPr>
+              <w:t xml:space="preserve">Is 7 a factor of 42?</w:t>
             </w:r>
             <w:r>
               <w:rPr>
@@ -1491,7 +1513,7 @@
                 <w:sz w:val="20"/>
                 <w:szCs w:val="20"/>
               </w:rPr>
-              <w:tab/>
+              <w:t xml:space="preserve">  </w:t>
             </w:r>
             <w:r>
               <w:rPr>
@@ -1499,24 +1521,6 @@
                 <w:color w:val="1A1A1A"/>
                 <w:sz w:val="20"/>
                 <w:szCs w:val="20"/>
-              </w:rPr>
-              <w:t xml:space="preserve">Is 7 a factor of 42?</w:t>
-            </w:r>
-            <w:r>
-              <w:rPr>
-                <w:rFonts w:ascii="Avenir Next" w:hAnsi="Avenir Next" w:cs="Avenir Next" w:eastAsia="Avenir Next"/>
-                <w:color w:val="1A1A1A"/>
-                <w:sz w:val="20"/>
-                <w:szCs w:val="20"/>
-              </w:rPr>
-              <w:t xml:space="preserve">  </w:t>
-            </w:r>
-            <w:r>
-              <w:rPr>
-                <w:rFonts w:ascii="Avenir Next" w:hAnsi="Avenir Next" w:cs="Avenir Next" w:eastAsia="Avenir Next"/>
-                <w:color w:val="1A1A1A"/>
-                <w:sz w:val="20"/>
-                <w:szCs w:val="20"/>
                 <w:u w:val="single"/>
               </w:rPr>
               <w:t xml:space="preserve">                      </w:t>
@@ -1524,7 +1528,7 @@
           </w:p>
           <w:p>
             <w:pPr>
-              <w:spacing w:before="0" w:after="0" w:line="60" w:lineRule="auto"/>
+              <w:spacing w:before="0" w:after="0" w:line="50" w:lineRule="exact"/>
             </w:pPr>
           </w:p>
           <w:tbl>
@@ -1582,7 +1586,7 @@
           </w:tbl>
           <w:p>
             <w:pPr>
-              <w:spacing w:before="0" w:after="0" w:line="24" w:lineRule="auto"/>
+              <w:spacing w:before="0" w:after="0" w:line="50" w:lineRule="exact"/>
             </w:pPr>
           </w:p>
         </w:tc>
@@ -1590,12 +1594,12 @@
     </w:tbl>
     <w:p>
       <w:pPr>
-        <w:spacing w:before="0" w:after="0" w:line="20" w:lineRule="exact"/>
+        <w:spacing w:before="0" w:after="0" w:line="50" w:lineRule="exact"/>
       </w:pPr>
     </w:p>
     <w:p>
       <w:pPr>
-        <w:spacing w:before="0" w:after="0" w:line="20" w:lineRule="exact"/>
+        <w:spacing w:before="0" w:after="0" w:line="50" w:lineRule="exact"/>
       </w:pPr>
     </w:p>
     <w:tbl>
@@ -1645,18 +1649,18 @@
                 <w:rFonts w:ascii="Avenir Next" w:hAnsi="Avenir Next" w:cs="Avenir Next" w:eastAsia="Avenir Next"/>
                 <w:b/>
                 <w:color w:val="1A1A1A"/>
+                <w:sz w:val="22"/>
+                <w:szCs w:val="20"/>
+              </w:rPr>
+              <w:t xml:space="preserve">4.</w:t>
+            </w:r>
+            <w:r>
+              <w:rPr>
+                <w:rFonts w:ascii="Avenir Next" w:hAnsi="Avenir Next" w:cs="Avenir Next" w:eastAsia="Avenir Next"/>
+                <w:color w:val="1A1A1A"/>
                 <w:sz w:val="20"/>
                 <w:szCs w:val="20"/>
               </w:rPr>
-              <w:t xml:space="preserve">4.</w:t>
-            </w:r>
-            <w:r>
-              <w:rPr>
-                <w:rFonts w:ascii="Avenir Next" w:hAnsi="Avenir Next" w:cs="Avenir Next" w:eastAsia="Avenir Next"/>
-                <w:color w:val="1A1A1A"/>
-                <w:sz w:val="20"/>
-                <w:szCs w:val="20"/>
-              </w:rPr>
               <w:tab/>
             </w:r>
             <w:r>
@@ -1664,7 +1668,7 @@
                 <w:rFonts w:ascii="Avenir Next" w:hAnsi="Avenir Next" w:cs="Avenir Next" w:eastAsia="Avenir Next"/>
                 <w:b/>
                 <w:color w:val="1A1A1A"/>
-                <w:sz w:val="20"/>
+                <w:sz w:val="22"/>
                 <w:szCs w:val="20"/>
               </w:rPr>
               <w:t xml:space="preserve">Gift Bags.  </w:t>
@@ -1673,7 +1677,7 @@
               <w:rPr>
                 <w:rFonts w:ascii="Avenir Next" w:hAnsi="Avenir Next" w:cs="Avenir Next" w:eastAsia="Avenir Next"/>
                 <w:color w:val="1A1A1A"/>
-                <w:sz w:val="20"/>
+                <w:sz w:val="22"/>
                 <w:szCs w:val="20"/>
               </w:rPr>
               <w:t xml:space="preserve">A volunteer has 18 erasers and 27 stickers. Every bag must hold the same number of each, with nothing left over.</w:t>
@@ -1693,25 +1697,25 @@
                 <w:rFonts w:ascii="Avenir Next" w:hAnsi="Avenir Next" w:cs="Avenir Next" w:eastAsia="Avenir Next"/>
                 <w:b/>
                 <w:color w:val="003A70"/>
+                <w:sz w:val="22"/>
+                <w:szCs w:val="20"/>
+              </w:rPr>
+              <w:t xml:space="preserve">a.</w:t>
+            </w:r>
+            <w:r>
+              <w:rPr>
+                <w:rFonts w:ascii="Avenir Next" w:hAnsi="Avenir Next" w:cs="Avenir Next" w:eastAsia="Avenir Next"/>
+                <w:color w:val="1A1A1A"/>
                 <w:sz w:val="20"/>
                 <w:szCs w:val="20"/>
               </w:rPr>
-              <w:t xml:space="preserve">a.</w:t>
-            </w:r>
-            <w:r>
-              <w:rPr>
-                <w:rFonts w:ascii="Avenir Next" w:hAnsi="Avenir Next" w:cs="Avenir Next" w:eastAsia="Avenir Next"/>
-                <w:color w:val="1A1A1A"/>
-                <w:sz w:val="20"/>
-                <w:szCs w:val="20"/>
-              </w:rPr>
               <w:tab/>
             </w:r>
             <w:r>
               <w:rPr>
                 <w:rFonts w:ascii="Avenir Next" w:hAnsi="Avenir Next" w:cs="Avenir Next" w:eastAsia="Avenir Next"/>
                 <w:color w:val="1A1A1A"/>
-                <w:sz w:val="20"/>
+                <w:sz w:val="22"/>
                 <w:szCs w:val="20"/>
               </w:rPr>
               <w:t xml:space="preserve">Greatest number of bags:</w:t>
@@ -1750,10 +1754,28 @@
                 <w:rFonts w:ascii="Avenir Next" w:hAnsi="Avenir Next" w:cs="Avenir Next" w:eastAsia="Avenir Next"/>
                 <w:b/>
                 <w:color w:val="003A70"/>
+                <w:sz w:val="22"/>
+                <w:szCs w:val="20"/>
+              </w:rPr>
+              <w:t xml:space="preserve">b.</w:t>
+            </w:r>
+            <w:r>
+              <w:rPr>
+                <w:rFonts w:ascii="Avenir Next" w:hAnsi="Avenir Next" w:cs="Avenir Next" w:eastAsia="Avenir Next"/>
+                <w:color w:val="1A1A1A"/>
                 <w:sz w:val="20"/>
                 <w:szCs w:val="20"/>
               </w:rPr>
-              <w:t xml:space="preserve">b.</w:t>
+              <w:tab/>
+            </w:r>
+            <w:r>
+              <w:rPr>
+                <w:rFonts w:ascii="Avenir Next" w:hAnsi="Avenir Next" w:cs="Avenir Next" w:eastAsia="Avenir Next"/>
+                <w:color w:val="1A1A1A"/>
+                <w:sz w:val="22"/>
+                <w:szCs w:val="20"/>
+              </w:rPr>
+              <w:t xml:space="preserve">In one bag: erasers </w:t>
             </w:r>
             <w:r>
               <w:rPr>
@@ -1761,8 +1783,18 @@
                 <w:color w:val="1A1A1A"/>
                 <w:sz w:val="20"/>
                 <w:szCs w:val="20"/>
-              </w:rPr>
-              <w:tab/>
+                <w:u w:val="single"/>
+              </w:rPr>
+              <w:t xml:space="preserve">      </w:t>
+            </w:r>
+            <w:r>
+              <w:rPr>
+                <w:rFonts w:ascii="Avenir Next" w:hAnsi="Avenir Next" w:cs="Avenir Next" w:eastAsia="Avenir Next"/>
+                <w:color w:val="1A1A1A"/>
+                <w:sz w:val="22"/>
+                <w:szCs w:val="20"/>
+              </w:rPr>
+              <w:t xml:space="preserve"> stickers </w:t>
             </w:r>
             <w:r>
               <w:rPr>
@@ -1770,42 +1802,14 @@
                 <w:color w:val="1A1A1A"/>
                 <w:sz w:val="20"/>
                 <w:szCs w:val="20"/>
-              </w:rPr>
-              <w:t xml:space="preserve">In one bag: erasers </w:t>
-            </w:r>
-            <w:r>
-              <w:rPr>
-                <w:rFonts w:ascii="Avenir Next" w:hAnsi="Avenir Next" w:cs="Avenir Next" w:eastAsia="Avenir Next"/>
-                <w:color w:val="1A1A1A"/>
-                <w:sz w:val="20"/>
-                <w:szCs w:val="20"/>
                 <w:u w:val="single"/>
               </w:rPr>
               <w:t xml:space="preserve">      </w:t>
             </w:r>
-            <w:r>
-              <w:rPr>
-                <w:rFonts w:ascii="Avenir Next" w:hAnsi="Avenir Next" w:cs="Avenir Next" w:eastAsia="Avenir Next"/>
-                <w:color w:val="1A1A1A"/>
-                <w:sz w:val="20"/>
-                <w:szCs w:val="20"/>
-              </w:rPr>
-              <w:t xml:space="preserve"> stickers </w:t>
-            </w:r>
-            <w:r>
-              <w:rPr>
-                <w:rFonts w:ascii="Avenir Next" w:hAnsi="Avenir Next" w:cs="Avenir Next" w:eastAsia="Avenir Next"/>
-                <w:color w:val="1A1A1A"/>
-                <w:sz w:val="20"/>
-                <w:szCs w:val="20"/>
-                <w:u w:val="single"/>
-              </w:rPr>
-              <w:t xml:space="preserve">      </w:t>
-            </w:r>
-          </w:p>
-          <w:p>
-            <w:pPr>
-              <w:spacing w:before="0" w:after="0" w:line="60" w:lineRule="auto"/>
+          </w:p>
+          <w:p>
+            <w:pPr>
+              <w:spacing w:before="0" w:after="0" w:line="50" w:lineRule="exact"/>
             </w:pPr>
           </w:p>
           <w:tbl>
@@ -1863,7 +1867,7 @@
           </w:tbl>
           <w:p>
             <w:pPr>
-              <w:spacing w:before="0" w:after="0" w:line="24" w:lineRule="auto"/>
+              <w:spacing w:before="0" w:after="0" w:line="50" w:lineRule="exact"/>
             </w:pPr>
           </w:p>
         </w:tc>
@@ -1871,12 +1875,12 @@
     </w:tbl>
     <w:p>
       <w:pPr>
-        <w:spacing w:before="0" w:after="0" w:line="20" w:lineRule="exact"/>
+        <w:spacing w:before="0" w:after="0" w:line="50" w:lineRule="exact"/>
       </w:pPr>
     </w:p>
     <w:p>
       <w:pPr>
-        <w:spacing w:before="0" w:after="0" w:line="20" w:lineRule="exact"/>
+        <w:spacing w:before="0" w:after="0" w:line="50" w:lineRule="exact"/>
       </w:pPr>
     </w:p>
     <w:tbl>
@@ -1927,18 +1931,18 @@
                 <w:rFonts w:ascii="Avenir Next" w:hAnsi="Avenir Next" w:cs="Avenir Next" w:eastAsia="Avenir Next"/>
                 <w:b/>
                 <w:color w:val="1A1A1A"/>
+                <w:sz w:val="22"/>
+                <w:szCs w:val="20"/>
+              </w:rPr>
+              <w:t xml:space="preserve">5.</w:t>
+            </w:r>
+            <w:r>
+              <w:rPr>
+                <w:rFonts w:ascii="Avenir Next" w:hAnsi="Avenir Next" w:cs="Avenir Next" w:eastAsia="Avenir Next"/>
+                <w:color w:val="1A1A1A"/>
                 <w:sz w:val="20"/>
                 <w:szCs w:val="20"/>
               </w:rPr>
-              <w:t xml:space="preserve">5.</w:t>
-            </w:r>
-            <w:r>
-              <w:rPr>
-                <w:rFonts w:ascii="Avenir Next" w:hAnsi="Avenir Next" w:cs="Avenir Next" w:eastAsia="Avenir Next"/>
-                <w:color w:val="1A1A1A"/>
-                <w:sz w:val="20"/>
-                <w:szCs w:val="20"/>
-              </w:rPr>
               <w:tab/>
             </w:r>
             <w:r>
@@ -1946,7 +1950,7 @@
                 <w:rFonts w:ascii="Avenir Next" w:hAnsi="Avenir Next" w:cs="Avenir Next" w:eastAsia="Avenir Next"/>
                 <w:b/>
                 <w:color w:val="1A1A1A"/>
-                <w:sz w:val="20"/>
+                <w:sz w:val="22"/>
                 <w:szCs w:val="20"/>
               </w:rPr>
               <w:t xml:space="preserve">Pilar’s Answer.  </w:t>
@@ -1955,7 +1959,7 @@
               <w:rPr>
                 <w:rFonts w:ascii="Avenir Next" w:hAnsi="Avenir Next" w:cs="Avenir Next" w:eastAsia="Avenir Next"/>
                 <w:color w:val="1A1A1A"/>
-                <w:sz w:val="20"/>
+                <w:sz w:val="22"/>
                 <w:szCs w:val="20"/>
               </w:rPr>
               <w:t xml:space="preserve">Pilar says the GCF of 15 and 25 is 3. Is she right? Give the correct GCF.</w:t>
@@ -1972,7 +1976,7 @@
                 <w:rFonts w:ascii="Avenir Next" w:hAnsi="Avenir Next" w:cs="Avenir Next" w:eastAsia="Avenir Next"/>
                 <w:b/>
                 <w:color w:val="003A70"/>
-                <w:sz w:val="17"/>
+                <w:sz w:val="22"/>
                 <w:szCs w:val="17"/>
               </w:rPr>
               <w:t xml:space="preserve">Hint  </w:t>
@@ -1982,7 +1986,7 @@
                 <w:rFonts w:ascii="Avenir Next" w:hAnsi="Avenir Next" w:cs="Avenir Next" w:eastAsia="Avenir Next"/>
                 <w:i/>
                 <w:color w:val="5A5F66"/>
-                <w:sz w:val="17"/>
+                <w:sz w:val="22"/>
                 <w:szCs w:val="17"/>
               </w:rPr>
               <w:t xml:space="preserve">Does 3 divide 25 with no remainder?</w:t>
@@ -1990,7 +1994,7 @@
           </w:p>
           <w:p>
             <w:pPr>
-              <w:spacing w:before="0" w:after="0" w:line="60" w:lineRule="auto"/>
+              <w:spacing w:before="0" w:after="0" w:line="50" w:lineRule="exact"/>
             </w:pPr>
           </w:p>
           <w:tbl>
@@ -2059,7 +2063,7 @@
                 <w:rFonts w:ascii="Avenir Next" w:hAnsi="Avenir Next" w:cs="Avenir Next" w:eastAsia="Avenir Next"/>
                 <w:b/>
                 <w:color w:val="1A1A1A"/>
-                <w:sz w:val="18"/>
+                <w:sz w:val="22"/>
                 <w:szCs w:val="18"/>
               </w:rPr>
               <w:t xml:space="preserve">GCF</w:t>
@@ -2094,18 +2098,18 @@
                 <w:rFonts w:ascii="Avenir Next" w:hAnsi="Avenir Next" w:cs="Avenir Next" w:eastAsia="Avenir Next"/>
                 <w:b/>
                 <w:color w:val="1A1A1A"/>
+                <w:sz w:val="22"/>
+                <w:szCs w:val="20"/>
+              </w:rPr>
+              <w:t xml:space="preserve">6.</w:t>
+            </w:r>
+            <w:r>
+              <w:rPr>
+                <w:rFonts w:ascii="Avenir Next" w:hAnsi="Avenir Next" w:cs="Avenir Next" w:eastAsia="Avenir Next"/>
+                <w:color w:val="1A1A1A"/>
                 <w:sz w:val="20"/>
                 <w:szCs w:val="20"/>
               </w:rPr>
-              <w:t xml:space="preserve">6.</w:t>
-            </w:r>
-            <w:r>
-              <w:rPr>
-                <w:rFonts w:ascii="Avenir Next" w:hAnsi="Avenir Next" w:cs="Avenir Next" w:eastAsia="Avenir Next"/>
-                <w:color w:val="1A1A1A"/>
-                <w:sz w:val="20"/>
-                <w:szCs w:val="20"/>
-              </w:rPr>
               <w:tab/>
             </w:r>
             <w:r>
@@ -2113,7 +2117,7 @@
                 <w:rFonts w:ascii="Avenir Next" w:hAnsi="Avenir Next" w:cs="Avenir Next" w:eastAsia="Avenir Next"/>
                 <w:b/>
                 <w:color w:val="1A1A1A"/>
-                <w:sz w:val="20"/>
+                <w:sz w:val="22"/>
                 <w:szCs w:val="20"/>
               </w:rPr>
               <w:t xml:space="preserve">Zola’s Answer.  </w:t>
@@ -2122,7 +2126,7 @@
               <w:rPr>
                 <w:rFonts w:ascii="Avenir Next" w:hAnsi="Avenir Next" w:cs="Avenir Next" w:eastAsia="Avenir Next"/>
                 <w:color w:val="1A1A1A"/>
-                <w:sz w:val="20"/>
+                <w:sz w:val="22"/>
                 <w:szCs w:val="20"/>
               </w:rPr>
               <w:t xml:space="preserve">Zola says the GCF of 14 and 49 is 2. Is she right? Give the correct GCF.</w:t>
@@ -2139,7 +2143,7 @@
                 <w:rFonts w:ascii="Avenir Next" w:hAnsi="Avenir Next" w:cs="Avenir Next" w:eastAsia="Avenir Next"/>
                 <w:b/>
                 <w:color w:val="003A70"/>
-                <w:sz w:val="17"/>
+                <w:sz w:val="22"/>
                 <w:szCs w:val="17"/>
               </w:rPr>
               <w:t xml:space="preserve">Hint  </w:t>
@@ -2149,7 +2153,7 @@
                 <w:rFonts w:ascii="Avenir Next" w:hAnsi="Avenir Next" w:cs="Avenir Next" w:eastAsia="Avenir Next"/>
                 <w:i/>
                 <w:color w:val="5A5F66"/>
-                <w:sz w:val="17"/>
+                <w:sz w:val="22"/>
                 <w:szCs w:val="17"/>
               </w:rPr>
               <w:t xml:space="preserve">List the factors of 49.</w:t>
@@ -2157,7 +2161,7 @@
           </w:p>
           <w:p>
             <w:pPr>
-              <w:spacing w:before="0" w:after="0" w:line="60" w:lineRule="auto"/>
+              <w:spacing w:before="0" w:after="0" w:line="50" w:lineRule="exact"/>
             </w:pPr>
           </w:p>
           <w:tbl>
@@ -2226,7 +2230,7 @@
                 <w:rFonts w:ascii="Avenir Next" w:hAnsi="Avenir Next" w:cs="Avenir Next" w:eastAsia="Avenir Next"/>
                 <w:b/>
                 <w:color w:val="1A1A1A"/>
-                <w:sz w:val="18"/>
+                <w:sz w:val="22"/>
                 <w:szCs w:val="18"/>
               </w:rPr>
               <w:t xml:space="preserve">GCF</w:t>
@@ -2246,12 +2250,12 @@
     </w:tbl>
     <w:p>
       <w:pPr>
-        <w:spacing w:before="0" w:after="0" w:line="20" w:lineRule="exact"/>
+        <w:spacing w:before="0" w:after="0" w:line="50" w:lineRule="exact"/>
       </w:pPr>
     </w:p>
     <w:p>
       <w:pPr>
-        <w:spacing w:before="0" w:after="0" w:line="20" w:lineRule="exact"/>
+        <w:spacing w:before="0" w:after="0" w:line="50" w:lineRule="exact"/>
       </w:pPr>
     </w:p>
     <w:tbl>
@@ -2301,18 +2305,18 @@
                 <w:rFonts w:ascii="Avenir Next" w:hAnsi="Avenir Next" w:cs="Avenir Next" w:eastAsia="Avenir Next"/>
                 <w:b/>
                 <w:color w:val="1A1A1A"/>
+                <w:sz w:val="22"/>
+                <w:szCs w:val="20"/>
+              </w:rPr>
+              <w:t xml:space="preserve">7.</w:t>
+            </w:r>
+            <w:r>
+              <w:rPr>
+                <w:rFonts w:ascii="Avenir Next" w:hAnsi="Avenir Next" w:cs="Avenir Next" w:eastAsia="Avenir Next"/>
+                <w:color w:val="1A1A1A"/>
                 <w:sz w:val="20"/>
                 <w:szCs w:val="20"/>
               </w:rPr>
-              <w:t xml:space="preserve">7.</w:t>
-            </w:r>
-            <w:r>
-              <w:rPr>
-                <w:rFonts w:ascii="Avenir Next" w:hAnsi="Avenir Next" w:cs="Avenir Next" w:eastAsia="Avenir Next"/>
-                <w:color w:val="1A1A1A"/>
-                <w:sz w:val="20"/>
-                <w:szCs w:val="20"/>
-              </w:rPr>
               <w:tab/>
             </w:r>
             <w:r>
@@ -2320,7 +2324,7 @@
                 <w:rFonts w:ascii="Avenir Next" w:hAnsi="Avenir Next" w:cs="Avenir Next" w:eastAsia="Avenir Next"/>
                 <w:b/>
                 <w:color w:val="1A1A1A"/>
-                <w:sz w:val="20"/>
+                <w:sz w:val="22"/>
                 <w:szCs w:val="20"/>
               </w:rPr>
               <w:t xml:space="preserve">Garden Rows.  </w:t>
@@ -2329,7 +2333,7 @@
               <w:rPr>
                 <w:rFonts w:ascii="Avenir Next" w:hAnsi="Avenir Next" w:cs="Avenir Next" w:eastAsia="Avenir Next"/>
                 <w:color w:val="1A1A1A"/>
-                <w:sz w:val="20"/>
+                <w:sz w:val="22"/>
                 <w:szCs w:val="20"/>
               </w:rPr>
               <w:t xml:space="preserve">A gardener has 28 carrot seeds and 40 bean seeds. She plants identical rows with none left over.</w:t>
@@ -2349,25 +2353,25 @@
                 <w:rFonts w:ascii="Avenir Next" w:hAnsi="Avenir Next" w:cs="Avenir Next" w:eastAsia="Avenir Next"/>
                 <w:b/>
                 <w:color w:val="003A70"/>
+                <w:sz w:val="22"/>
+                <w:szCs w:val="20"/>
+              </w:rPr>
+              <w:t xml:space="preserve">a.</w:t>
+            </w:r>
+            <w:r>
+              <w:rPr>
+                <w:rFonts w:ascii="Avenir Next" w:hAnsi="Avenir Next" w:cs="Avenir Next" w:eastAsia="Avenir Next"/>
+                <w:color w:val="1A1A1A"/>
                 <w:sz w:val="20"/>
                 <w:szCs w:val="20"/>
               </w:rPr>
-              <w:t xml:space="preserve">a.</w:t>
-            </w:r>
-            <w:r>
-              <w:rPr>
-                <w:rFonts w:ascii="Avenir Next" w:hAnsi="Avenir Next" w:cs="Avenir Next" w:eastAsia="Avenir Next"/>
-                <w:color w:val="1A1A1A"/>
-                <w:sz w:val="20"/>
-                <w:szCs w:val="20"/>
-              </w:rPr>
               <w:tab/>
             </w:r>
             <w:r>
               <w:rPr>
                 <w:rFonts w:ascii="Avenir Next" w:hAnsi="Avenir Next" w:cs="Avenir Next" w:eastAsia="Avenir Next"/>
                 <w:color w:val="1A1A1A"/>
-                <w:sz w:val="20"/>
+                <w:sz w:val="22"/>
                 <w:szCs w:val="20"/>
               </w:rPr>
               <w:t xml:space="preserve">Greatest number of rows:</w:t>
@@ -2406,10 +2410,28 @@
                 <w:rFonts w:ascii="Avenir Next" w:hAnsi="Avenir Next" w:cs="Avenir Next" w:eastAsia="Avenir Next"/>
                 <w:b/>
                 <w:color w:val="003A70"/>
+                <w:sz w:val="22"/>
+                <w:szCs w:val="20"/>
+              </w:rPr>
+              <w:t xml:space="preserve">b.</w:t>
+            </w:r>
+            <w:r>
+              <w:rPr>
+                <w:rFonts w:ascii="Avenir Next" w:hAnsi="Avenir Next" w:cs="Avenir Next" w:eastAsia="Avenir Next"/>
+                <w:color w:val="1A1A1A"/>
                 <w:sz w:val="20"/>
                 <w:szCs w:val="20"/>
               </w:rPr>
-              <w:t xml:space="preserve">b.</w:t>
+              <w:tab/>
+            </w:r>
+            <w:r>
+              <w:rPr>
+                <w:rFonts w:ascii="Avenir Next" w:hAnsi="Avenir Next" w:cs="Avenir Next" w:eastAsia="Avenir Next"/>
+                <w:color w:val="1A1A1A"/>
+                <w:sz w:val="22"/>
+                <w:szCs w:val="20"/>
+              </w:rPr>
+              <w:t xml:space="preserve">In one row: carrot seeds </w:t>
             </w:r>
             <w:r>
               <w:rPr>
@@ -2417,8 +2439,18 @@
                 <w:color w:val="1A1A1A"/>
                 <w:sz w:val="20"/>
                 <w:szCs w:val="20"/>
-              </w:rPr>
-              <w:tab/>
+                <w:u w:val="single"/>
+              </w:rPr>
+              <w:t xml:space="preserve">      </w:t>
+            </w:r>
+            <w:r>
+              <w:rPr>
+                <w:rFonts w:ascii="Avenir Next" w:hAnsi="Avenir Next" w:cs="Avenir Next" w:eastAsia="Avenir Next"/>
+                <w:color w:val="1A1A1A"/>
+                <w:sz w:val="22"/>
+                <w:szCs w:val="20"/>
+              </w:rPr>
+              <w:t xml:space="preserve"> bean seeds </w:t>
             </w:r>
             <w:r>
               <w:rPr>
@@ -2426,42 +2458,14 @@
                 <w:color w:val="1A1A1A"/>
                 <w:sz w:val="20"/>
                 <w:szCs w:val="20"/>
-              </w:rPr>
-              <w:t xml:space="preserve">In one row: carrot seeds </w:t>
-            </w:r>
-            <w:r>
-              <w:rPr>
-                <w:rFonts w:ascii="Avenir Next" w:hAnsi="Avenir Next" w:cs="Avenir Next" w:eastAsia="Avenir Next"/>
-                <w:color w:val="1A1A1A"/>
-                <w:sz w:val="20"/>
-                <w:szCs w:val="20"/>
                 <w:u w:val="single"/>
               </w:rPr>
               <w:t xml:space="preserve">      </w:t>
             </w:r>
-            <w:r>
-              <w:rPr>
-                <w:rFonts w:ascii="Avenir Next" w:hAnsi="Avenir Next" w:cs="Avenir Next" w:eastAsia="Avenir Next"/>
-                <w:color w:val="1A1A1A"/>
-                <w:sz w:val="20"/>
-                <w:szCs w:val="20"/>
-              </w:rPr>
-              <w:t xml:space="preserve"> bean seeds </w:t>
-            </w:r>
-            <w:r>
-              <w:rPr>
-                <w:rFonts w:ascii="Avenir Next" w:hAnsi="Avenir Next" w:cs="Avenir Next" w:eastAsia="Avenir Next"/>
-                <w:color w:val="1A1A1A"/>
-                <w:sz w:val="20"/>
-                <w:szCs w:val="20"/>
-                <w:u w:val="single"/>
-              </w:rPr>
-              <w:t xml:space="preserve">      </w:t>
-            </w:r>
-          </w:p>
-          <w:p>
-            <w:pPr>
-              <w:spacing w:before="0" w:after="0" w:line="60" w:lineRule="auto"/>
+          </w:p>
+          <w:p>
+            <w:pPr>
+              <w:spacing w:before="0" w:after="0" w:line="50" w:lineRule="exact"/>
             </w:pPr>
           </w:p>
           <w:tbl>
@@ -2519,7 +2523,7 @@
           </w:tbl>
           <w:p>
             <w:pPr>
-              <w:spacing w:before="0" w:after="0" w:line="24" w:lineRule="auto"/>
+              <w:spacing w:before="0" w:after="0" w:line="50" w:lineRule="exact"/>
             </w:pPr>
           </w:p>
         </w:tc>
@@ -2527,12 +2531,12 @@
     </w:tbl>
     <w:p>
       <w:pPr>
-        <w:spacing w:before="0" w:after="0" w:line="20" w:lineRule="exact"/>
+        <w:spacing w:before="0" w:after="0" w:line="50" w:lineRule="exact"/>
       </w:pPr>
     </w:p>
     <w:p>
       <w:pPr>
-        <w:spacing w:before="0" w:after="0" w:line="20" w:lineRule="exact"/>
+        <w:spacing w:before="0" w:after="0" w:line="50" w:lineRule="exact"/>
       </w:pPr>
     </w:p>
     <w:tbl>
@@ -2582,18 +2586,18 @@
                 <w:rFonts w:ascii="Avenir Next" w:hAnsi="Avenir Next" w:cs="Avenir Next" w:eastAsia="Avenir Next"/>
                 <w:b/>
                 <w:color w:val="1A1A1A"/>
+                <w:sz w:val="22"/>
+                <w:szCs w:val="20"/>
+              </w:rPr>
+              <w:t xml:space="preserve">8.</w:t>
+            </w:r>
+            <w:r>
+              <w:rPr>
+                <w:rFonts w:ascii="Avenir Next" w:hAnsi="Avenir Next" w:cs="Avenir Next" w:eastAsia="Avenir Next"/>
+                <w:color w:val="1A1A1A"/>
                 <w:sz w:val="20"/>
                 <w:szCs w:val="20"/>
               </w:rPr>
-              <w:t xml:space="preserve">8.</w:t>
-            </w:r>
-            <w:r>
-              <w:rPr>
-                <w:rFonts w:ascii="Avenir Next" w:hAnsi="Avenir Next" w:cs="Avenir Next" w:eastAsia="Avenir Next"/>
-                <w:color w:val="1A1A1A"/>
-                <w:sz w:val="20"/>
-                <w:szCs w:val="20"/>
-              </w:rPr>
               <w:tab/>
             </w:r>
             <w:r>
@@ -2601,7 +2605,7 @@
                 <w:rFonts w:ascii="Avenir Next" w:hAnsi="Avenir Next" w:cs="Avenir Next" w:eastAsia="Avenir Next"/>
                 <w:b/>
                 <w:color w:val="1A1A1A"/>
-                <w:sz w:val="20"/>
+                <w:sz w:val="22"/>
                 <w:szCs w:val="20"/>
               </w:rPr>
               <w:t xml:space="preserve">Party Bags.  </w:t>
@@ -2610,7 +2614,7 @@
               <w:rPr>
                 <w:rFonts w:ascii="Avenir Next" w:hAnsi="Avenir Next" w:cs="Avenir Next" w:eastAsia="Avenir Next"/>
                 <w:color w:val="1A1A1A"/>
-                <w:sz w:val="20"/>
+                <w:sz w:val="22"/>
                 <w:szCs w:val="20"/>
               </w:rPr>
               <w:t xml:space="preserve">A host has 48 stickers and 60 erasers for identical bags with none left over.</w:t>
@@ -2630,25 +2634,25 @@
                 <w:rFonts w:ascii="Avenir Next" w:hAnsi="Avenir Next" w:cs="Avenir Next" w:eastAsia="Avenir Next"/>
                 <w:b/>
                 <w:color w:val="003A70"/>
+                <w:sz w:val="22"/>
+                <w:szCs w:val="20"/>
+              </w:rPr>
+              <w:t xml:space="preserve">a.</w:t>
+            </w:r>
+            <w:r>
+              <w:rPr>
+                <w:rFonts w:ascii="Avenir Next" w:hAnsi="Avenir Next" w:cs="Avenir Next" w:eastAsia="Avenir Next"/>
+                <w:color w:val="1A1A1A"/>
                 <w:sz w:val="20"/>
                 <w:szCs w:val="20"/>
               </w:rPr>
-              <w:t xml:space="preserve">a.</w:t>
-            </w:r>
-            <w:r>
-              <w:rPr>
-                <w:rFonts w:ascii="Avenir Next" w:hAnsi="Avenir Next" w:cs="Avenir Next" w:eastAsia="Avenir Next"/>
-                <w:color w:val="1A1A1A"/>
-                <w:sz w:val="20"/>
-                <w:szCs w:val="20"/>
-              </w:rPr>
               <w:tab/>
             </w:r>
             <w:r>
               <w:rPr>
                 <w:rFonts w:ascii="Avenir Next" w:hAnsi="Avenir Next" w:cs="Avenir Next" w:eastAsia="Avenir Next"/>
                 <w:color w:val="1A1A1A"/>
-                <w:sz w:val="20"/>
+                <w:sz w:val="22"/>
                 <w:szCs w:val="20"/>
               </w:rPr>
               <w:t xml:space="preserve">Find the greatest number of bags.</w:t>
@@ -2687,25 +2691,25 @@
                 <w:rFonts w:ascii="Avenir Next" w:hAnsi="Avenir Next" w:cs="Avenir Next" w:eastAsia="Avenir Next"/>
                 <w:b/>
                 <w:color w:val="003A70"/>
+                <w:sz w:val="22"/>
+                <w:szCs w:val="20"/>
+              </w:rPr>
+              <w:t xml:space="preserve">b.</w:t>
+            </w:r>
+            <w:r>
+              <w:rPr>
+                <w:rFonts w:ascii="Avenir Next" w:hAnsi="Avenir Next" w:cs="Avenir Next" w:eastAsia="Avenir Next"/>
+                <w:color w:val="1A1A1A"/>
                 <w:sz w:val="20"/>
                 <w:szCs w:val="20"/>
               </w:rPr>
-              <w:t xml:space="preserve">b.</w:t>
-            </w:r>
-            <w:r>
-              <w:rPr>
-                <w:rFonts w:ascii="Avenir Next" w:hAnsi="Avenir Next" w:cs="Avenir Next" w:eastAsia="Avenir Next"/>
-                <w:color w:val="1A1A1A"/>
-                <w:sz w:val="20"/>
-                <w:szCs w:val="20"/>
-              </w:rPr>
               <w:tab/>
             </w:r>
             <w:r>
               <w:rPr>
                 <w:rFonts w:ascii="Avenir Next" w:hAnsi="Avenir Next" w:cs="Avenir Next" w:eastAsia="Avenir Next"/>
                 <w:color w:val="1A1A1A"/>
-                <w:sz w:val="20"/>
+                <w:sz w:val="22"/>
                 <w:szCs w:val="20"/>
               </w:rPr>
               <w:t xml:space="preserve">How many of each item go in one bag?</w:t>
@@ -2744,10 +2748,28 @@
                 <w:rFonts w:ascii="Avenir Next" w:hAnsi="Avenir Next" w:cs="Avenir Next" w:eastAsia="Avenir Next"/>
                 <w:b/>
                 <w:color w:val="003A70"/>
+                <w:sz w:val="22"/>
+                <w:szCs w:val="20"/>
+              </w:rPr>
+              <w:t xml:space="preserve">c.</w:t>
+            </w:r>
+            <w:r>
+              <w:rPr>
+                <w:rFonts w:ascii="Avenir Next" w:hAnsi="Avenir Next" w:cs="Avenir Next" w:eastAsia="Avenir Next"/>
+                <w:color w:val="1A1A1A"/>
                 <w:sz w:val="20"/>
                 <w:szCs w:val="20"/>
               </w:rPr>
-              <w:t xml:space="preserve">c.</w:t>
+              <w:tab/>
+            </w:r>
+            <w:r>
+              <w:rPr>
+                <w:rFonts w:ascii="Avenir Next" w:hAnsi="Avenir Next" w:cs="Avenir Next" w:eastAsia="Avenir Next"/>
+                <w:color w:val="1A1A1A"/>
+                <w:sz w:val="22"/>
+                <w:szCs w:val="20"/>
+              </w:rPr>
+              <w:t xml:space="preserve">Explain why 10 bags would not work.</w:t>
             </w:r>
             <w:r>
               <w:rPr>
@@ -2756,7 +2778,7 @@
                 <w:sz w:val="20"/>
                 <w:szCs w:val="20"/>
               </w:rPr>
-              <w:tab/>
+              <w:t xml:space="preserve">  </w:t>
             </w:r>
             <w:r>
               <w:rPr>
@@ -2764,24 +2786,6 @@
                 <w:color w:val="1A1A1A"/>
                 <w:sz w:val="20"/>
                 <w:szCs w:val="20"/>
-              </w:rPr>
-              <w:t xml:space="preserve">Explain why 10 bags would not work.</w:t>
-            </w:r>
-            <w:r>
-              <w:rPr>
-                <w:rFonts w:ascii="Avenir Next" w:hAnsi="Avenir Next" w:cs="Avenir Next" w:eastAsia="Avenir Next"/>
-                <w:color w:val="1A1A1A"/>
-                <w:sz w:val="20"/>
-                <w:szCs w:val="20"/>
-              </w:rPr>
-              <w:t xml:space="preserve">  </w:t>
-            </w:r>
-            <w:r>
-              <w:rPr>
-                <w:rFonts w:ascii="Avenir Next" w:hAnsi="Avenir Next" w:cs="Avenir Next" w:eastAsia="Avenir Next"/>
-                <w:color w:val="1A1A1A"/>
-                <w:sz w:val="20"/>
-                <w:szCs w:val="20"/>
                 <w:u w:val="single"/>
               </w:rPr>
               <w:t xml:space="preserve">                      </w:t>
@@ -2789,7 +2793,7 @@
           </w:p>
           <w:p>
             <w:pPr>
-              <w:spacing w:before="0" w:after="0" w:line="60" w:lineRule="auto"/>
+              <w:spacing w:before="0" w:after="0" w:line="50" w:lineRule="exact"/>
             </w:pPr>
           </w:p>
           <w:tbl>
@@ -2847,7 +2851,7 @@
           </w:tbl>
           <w:p>
             <w:pPr>
-              <w:spacing w:before="0" w:after="0" w:line="24" w:lineRule="auto"/>
+              <w:spacing w:before="0" w:after="0" w:line="50" w:lineRule="exact"/>
             </w:pPr>
           </w:p>
         </w:tc>
@@ -2855,11 +2859,12 @@
     </w:tbl>
     <w:p>
       <w:pPr>
-        <w:spacing w:before="0" w:after="0" w:line="20" w:lineRule="exact"/>
+        <w:spacing w:before="0" w:after="0" w:line="50" w:lineRule="exact"/>
       </w:pPr>
     </w:p>
     <w:p>
       <w:pPr>
+        <w:pStyle w:val="Heading2"/>
         <w:keepNext/>
         <w:pBdr>
           <w:bottom w:val="single" w:sz="8" w:space="3" w:color="003A70"/>
@@ -2875,7 +2880,7 @@
           <w:b/>
           <w:color w:val="003A70"/>
           <w:spacing w:val="14"/>
-          <w:sz w:val="19"/>
+          <w:sz w:val="22"/>
           <w:szCs w:val="19"/>
         </w:rPr>
         <w:t xml:space="preserve">FIND THE ERROR</w:t>
@@ -2894,7 +2899,7 @@
           <w:rFonts w:ascii="Avenir Next" w:hAnsi="Avenir Next" w:cs="Avenir Next" w:eastAsia="Avenir Next"/>
           <w:i/>
           <w:color w:val="5A5F66"/>
-          <w:sz w:val="17"/>
+          <w:sz w:val="22"/>
           <w:szCs w:val="17"/>
         </w:rPr>
         <w:t xml:space="preserve">explain the mistake, then fix it</w:t>
@@ -2902,7 +2907,7 @@
     </w:p>
     <w:p>
       <w:pPr>
-        <w:spacing w:before="0" w:after="0" w:line="20" w:lineRule="exact"/>
+        <w:spacing w:before="0" w:after="0" w:line="50" w:lineRule="exact"/>
       </w:pPr>
     </w:p>
     <w:tbl>
@@ -2952,18 +2957,18 @@
                 <w:rFonts w:ascii="Avenir Next" w:hAnsi="Avenir Next" w:cs="Avenir Next" w:eastAsia="Avenir Next"/>
                 <w:b/>
                 <w:color w:val="1A1A1A"/>
+                <w:sz w:val="22"/>
+                <w:szCs w:val="20"/>
+              </w:rPr>
+              <w:t xml:space="preserve">9.</w:t>
+            </w:r>
+            <w:r>
+              <w:rPr>
+                <w:rFonts w:ascii="Avenir Next" w:hAnsi="Avenir Next" w:cs="Avenir Next" w:eastAsia="Avenir Next"/>
+                <w:color w:val="1A1A1A"/>
                 <w:sz w:val="20"/>
                 <w:szCs w:val="20"/>
               </w:rPr>
-              <w:t xml:space="preserve">9.</w:t>
-            </w:r>
-            <w:r>
-              <w:rPr>
-                <w:rFonts w:ascii="Avenir Next" w:hAnsi="Avenir Next" w:cs="Avenir Next" w:eastAsia="Avenir Next"/>
-                <w:color w:val="1A1A1A"/>
-                <w:sz w:val="20"/>
-                <w:szCs w:val="20"/>
-              </w:rPr>
               <w:tab/>
             </w:r>
             <w:r>
@@ -2971,7 +2976,7 @@
                 <w:rFonts w:ascii="Avenir Next" w:hAnsi="Avenir Next" w:cs="Avenir Next" w:eastAsia="Avenir Next"/>
                 <w:b/>
                 <w:color w:val="1A1A1A"/>
-                <w:sz w:val="20"/>
+                <w:sz w:val="22"/>
                 <w:szCs w:val="20"/>
               </w:rPr>
               <w:t xml:space="preserve">Farrah’s Work.  </w:t>
@@ -2980,7 +2985,7 @@
               <w:rPr>
                 <w:rFonts w:ascii="Avenir Next" w:hAnsi="Avenir Next" w:cs="Avenir Next" w:eastAsia="Avenir Next"/>
                 <w:color w:val="1A1A1A"/>
-                <w:sz w:val="20"/>
+                <w:sz w:val="22"/>
                 <w:szCs w:val="20"/>
               </w:rPr>
               <w:t xml:space="preserve">Farrah said the GCF of 9 and 30 is 9, because 9 is a factor of 9. Explain her mistake. Then find the correct GCF.</w:t>
@@ -3026,7 +3031,7 @@
                 </w:tcPr>
                 <w:p>
                   <w:pPr>
-                    <w:spacing w:before="0" w:after="0" w:line="240" w:lineRule="auto"/>
+                    <w:spacing w:before="0" w:after="0" w:line="50" w:lineRule="exact"/>
                   </w:pPr>
                 </w:p>
               </w:tc>
@@ -3046,7 +3051,7 @@
                 </w:tcPr>
                 <w:p>
                   <w:pPr>
-                    <w:spacing w:before="0" w:after="0" w:line="240" w:lineRule="auto"/>
+                    <w:spacing w:before="0" w:after="0" w:line="50" w:lineRule="exact"/>
                   </w:pPr>
                 </w:p>
               </w:tc>
@@ -3054,7 +3059,7 @@
           </w:tbl>
           <w:p>
             <w:pPr>
-              <w:spacing w:before="0" w:after="0" w:line="24" w:lineRule="auto"/>
+              <w:spacing w:before="0" w:after="0" w:line="50" w:lineRule="exact"/>
             </w:pPr>
           </w:p>
         </w:tc>
@@ -3062,11 +3067,12 @@
     </w:tbl>
     <w:p>
       <w:pPr>
-        <w:spacing w:before="0" w:after="0" w:line="20" w:lineRule="exact"/>
+        <w:spacing w:before="0" w:after="0" w:line="50" w:lineRule="exact"/>
       </w:pPr>
     </w:p>
     <w:p>
       <w:pPr>
+        <w:pStyle w:val="Heading2"/>
         <w:keepNext/>
         <w:pBdr>
           <w:bottom w:val="single" w:sz="8" w:space="3" w:color="003A70"/>
@@ -3082,7 +3088,7 @@
           <w:b/>
           <w:color w:val="003A70"/>
           <w:spacing w:val="14"/>
-          <w:sz w:val="19"/>
+          <w:sz w:val="22"/>
           <w:szCs w:val="19"/>
         </w:rPr>
         <w:t xml:space="preserve">TEST PRACTICE</w:t>
@@ -3101,7 +3107,7 @@
           <w:rFonts w:ascii="Avenir Next" w:hAnsi="Avenir Next" w:cs="Avenir Next" w:eastAsia="Avenir Next"/>
           <w:i/>
           <w:color w:val="5A5F66"/>
-          <w:sz w:val="17"/>
+          <w:sz w:val="22"/>
           <w:szCs w:val="17"/>
         </w:rPr>
         <w:t xml:space="preserve">choose the best answer</w:t>
@@ -3109,7 +3115,7 @@
     </w:p>
     <w:p>
       <w:pPr>
-        <w:spacing w:before="0" w:after="0" w:line="20" w:lineRule="exact"/>
+        <w:spacing w:before="0" w:after="0" w:line="50" w:lineRule="exact"/>
       </w:pPr>
     </w:p>
     <w:tbl>
@@ -3159,25 +3165,25 @@
                 <w:rFonts w:ascii="Avenir Next" w:hAnsi="Avenir Next" w:cs="Avenir Next" w:eastAsia="Avenir Next"/>
                 <w:b/>
                 <w:color w:val="1A1A1A"/>
+                <w:sz w:val="22"/>
+                <w:szCs w:val="20"/>
+              </w:rPr>
+              <w:t xml:space="preserve">10.</w:t>
+            </w:r>
+            <w:r>
+              <w:rPr>
+                <w:rFonts w:ascii="Avenir Next" w:hAnsi="Avenir Next" w:cs="Avenir Next" w:eastAsia="Avenir Next"/>
+                <w:color w:val="1A1A1A"/>
                 <w:sz w:val="20"/>
                 <w:szCs w:val="20"/>
               </w:rPr>
-              <w:t xml:space="preserve">10.</w:t>
-            </w:r>
-            <w:r>
-              <w:rPr>
-                <w:rFonts w:ascii="Avenir Next" w:hAnsi="Avenir Next" w:cs="Avenir Next" w:eastAsia="Avenir Next"/>
-                <w:color w:val="1A1A1A"/>
-                <w:sz w:val="20"/>
-                <w:szCs w:val="20"/>
-              </w:rPr>
               <w:tab/>
             </w:r>
             <w:r>
               <w:rPr>
                 <w:rFonts w:ascii="Avenir Next" w:hAnsi="Avenir Next" w:cs="Avenir Next" w:eastAsia="Avenir Next"/>
                 <w:color w:val="1A1A1A"/>
-                <w:sz w:val="20"/>
+                <w:sz w:val="22"/>
                 <w:szCs w:val="20"/>
               </w:rPr>
               <w:t xml:space="preserve">The GCF of 12 and 18 is —</w:t>
@@ -3233,7 +3239,7 @@
                       <w:rFonts w:ascii="Avenir Next" w:hAnsi="Avenir Next" w:cs="Avenir Next" w:eastAsia="Avenir Next"/>
                       <w:b/>
                       <w:color w:val="003A70"/>
-                      <w:sz w:val="19"/>
+                      <w:sz w:val="22"/>
                       <w:szCs w:val="19"/>
                     </w:rPr>
                     <w:t xml:space="preserve">A</w:t>
@@ -3251,7 +3257,7 @@
                     <w:rPr>
                       <w:rFonts w:ascii="Avenir Next" w:hAnsi="Avenir Next" w:cs="Avenir Next" w:eastAsia="Avenir Next"/>
                       <w:color w:val="1A1A1A"/>
-                      <w:sz w:val="19"/>
+                      <w:sz w:val="22"/>
                       <w:szCs w:val="19"/>
                     </w:rPr>
                     <w:t xml:space="preserve">3</w:t>
@@ -3276,7 +3282,7 @@
                       <w:rFonts w:ascii="Avenir Next" w:hAnsi="Avenir Next" w:cs="Avenir Next" w:eastAsia="Avenir Next"/>
                       <w:b/>
                       <w:color w:val="003A70"/>
-                      <w:sz w:val="19"/>
+                      <w:sz w:val="22"/>
                       <w:szCs w:val="19"/>
                     </w:rPr>
                     <w:t xml:space="preserve">B</w:t>
@@ -3294,7 +3300,7 @@
                     <w:rPr>
                       <w:rFonts w:ascii="Avenir Next" w:hAnsi="Avenir Next" w:cs="Avenir Next" w:eastAsia="Avenir Next"/>
                       <w:color w:val="1A1A1A"/>
-                      <w:sz w:val="19"/>
+                      <w:sz w:val="22"/>
                       <w:szCs w:val="19"/>
                     </w:rPr>
                     <w:t xml:space="preserve">6</w:t>
@@ -3319,7 +3325,7 @@
                       <w:rFonts w:ascii="Avenir Next" w:hAnsi="Avenir Next" w:cs="Avenir Next" w:eastAsia="Avenir Next"/>
                       <w:b/>
                       <w:color w:val="003A70"/>
-                      <w:sz w:val="19"/>
+                      <w:sz w:val="22"/>
                       <w:szCs w:val="19"/>
                     </w:rPr>
                     <w:t xml:space="preserve">C</w:t>
@@ -3337,7 +3343,7 @@
                     <w:rPr>
                       <w:rFonts w:ascii="Avenir Next" w:hAnsi="Avenir Next" w:cs="Avenir Next" w:eastAsia="Avenir Next"/>
                       <w:color w:val="1A1A1A"/>
-                      <w:sz w:val="19"/>
+                      <w:sz w:val="22"/>
                       <w:szCs w:val="19"/>
                     </w:rPr>
                     <w:t xml:space="preserve">36</w:t>
@@ -3362,7 +3368,7 @@
                       <w:rFonts w:ascii="Avenir Next" w:hAnsi="Avenir Next" w:cs="Avenir Next" w:eastAsia="Avenir Next"/>
                       <w:b/>
                       <w:color w:val="003A70"/>
-                      <w:sz w:val="19"/>
+                      <w:sz w:val="22"/>
                       <w:szCs w:val="19"/>
                     </w:rPr>
                     <w:t xml:space="preserve">D</w:t>
@@ -3380,7 +3386,7 @@
                     <w:rPr>
                       <w:rFonts w:ascii="Avenir Next" w:hAnsi="Avenir Next" w:cs="Avenir Next" w:eastAsia="Avenir Next"/>
                       <w:color w:val="1A1A1A"/>
-                      <w:sz w:val="19"/>
+                      <w:sz w:val="22"/>
                       <w:szCs w:val="19"/>
                     </w:rPr>
                     <w:t xml:space="preserve">2</w:t>
@@ -3391,7 +3397,7 @@
           </w:tbl>
           <w:p>
             <w:pPr>
-              <w:spacing w:before="0" w:after="0" w:line="24" w:lineRule="auto"/>
+              <w:spacing w:before="0" w:after="0" w:line="50" w:lineRule="exact"/>
             </w:pPr>
           </w:p>
         </w:tc>
@@ -3399,12 +3405,12 @@
     </w:tbl>
     <w:p>
       <w:pPr>
-        <w:spacing w:before="0" w:after="0" w:line="20" w:lineRule="exact"/>
+        <w:spacing w:before="0" w:after="0" w:line="50" w:lineRule="exact"/>
       </w:pPr>
     </w:p>
     <w:p>
       <w:pPr>
-        <w:spacing w:before="0" w:after="0" w:line="20" w:lineRule="exact"/>
+        <w:spacing w:before="0" w:after="0" w:line="50" w:lineRule="exact"/>
       </w:pPr>
     </w:p>
     <w:tbl>
@@ -3454,25 +3460,25 @@
                 <w:rFonts w:ascii="Avenir Next" w:hAnsi="Avenir Next" w:cs="Avenir Next" w:eastAsia="Avenir Next"/>
                 <w:b/>
                 <w:color w:val="1A1A1A"/>
+                <w:sz w:val="22"/>
+                <w:szCs w:val="20"/>
+              </w:rPr>
+              <w:t xml:space="preserve">11.</w:t>
+            </w:r>
+            <w:r>
+              <w:rPr>
+                <w:rFonts w:ascii="Avenir Next" w:hAnsi="Avenir Next" w:cs="Avenir Next" w:eastAsia="Avenir Next"/>
+                <w:color w:val="1A1A1A"/>
                 <w:sz w:val="20"/>
                 <w:szCs w:val="20"/>
               </w:rPr>
-              <w:t xml:space="preserve">11.</w:t>
-            </w:r>
-            <w:r>
-              <w:rPr>
-                <w:rFonts w:ascii="Avenir Next" w:hAnsi="Avenir Next" w:cs="Avenir Next" w:eastAsia="Avenir Next"/>
-                <w:color w:val="1A1A1A"/>
-                <w:sz w:val="20"/>
-                <w:szCs w:val="20"/>
-              </w:rPr>
               <w:tab/>
             </w:r>
             <w:r>
               <w:rPr>
                 <w:rFonts w:ascii="Avenir Next" w:hAnsi="Avenir Next" w:cs="Avenir Next" w:eastAsia="Avenir Next"/>
                 <w:color w:val="1A1A1A"/>
-                <w:sz w:val="20"/>
+                <w:sz w:val="22"/>
                 <w:szCs w:val="20"/>
               </w:rPr>
               <w:t xml:space="preserve">A factor of a number divides it with —</w:t>
@@ -3528,7 +3534,7 @@
                       <w:rFonts w:ascii="Avenir Next" w:hAnsi="Avenir Next" w:cs="Avenir Next" w:eastAsia="Avenir Next"/>
                       <w:b/>
                       <w:color w:val="003A70"/>
-                      <w:sz w:val="19"/>
+                      <w:sz w:val="22"/>
                       <w:szCs w:val="19"/>
                     </w:rPr>
                     <w:t xml:space="preserve">A</w:t>
@@ -3546,7 +3552,7 @@
                     <w:rPr>
                       <w:rFonts w:ascii="Avenir Next" w:hAnsi="Avenir Next" w:cs="Avenir Next" w:eastAsia="Avenir Next"/>
                       <w:color w:val="1A1A1A"/>
-                      <w:sz w:val="19"/>
+                      <w:sz w:val="22"/>
                       <w:szCs w:val="19"/>
                     </w:rPr>
                     <w:t xml:space="preserve">a remainder of 1</w:t>
@@ -3571,7 +3577,7 @@
                       <w:rFonts w:ascii="Avenir Next" w:hAnsi="Avenir Next" w:cs="Avenir Next" w:eastAsia="Avenir Next"/>
                       <w:b/>
                       <w:color w:val="003A70"/>
-                      <w:sz w:val="19"/>
+                      <w:sz w:val="22"/>
                       <w:szCs w:val="19"/>
                     </w:rPr>
                     <w:t xml:space="preserve">B</w:t>
@@ -3589,7 +3595,7 @@
                     <w:rPr>
                       <w:rFonts w:ascii="Avenir Next" w:hAnsi="Avenir Next" w:cs="Avenir Next" w:eastAsia="Avenir Next"/>
                       <w:color w:val="1A1A1A"/>
-                      <w:sz w:val="19"/>
+                      <w:sz w:val="22"/>
                       <w:szCs w:val="19"/>
                     </w:rPr>
                     <w:t xml:space="preserve">a decimal answer</w:t>
@@ -3614,7 +3620,7 @@
                       <w:rFonts w:ascii="Avenir Next" w:hAnsi="Avenir Next" w:cs="Avenir Next" w:eastAsia="Avenir Next"/>
                       <w:b/>
                       <w:color w:val="003A70"/>
-                      <w:sz w:val="19"/>
+                      <w:sz w:val="22"/>
                       <w:szCs w:val="19"/>
                     </w:rPr>
                     <w:t xml:space="preserve">C</w:t>
@@ -3632,7 +3638,7 @@
                     <w:rPr>
                       <w:rFonts w:ascii="Avenir Next" w:hAnsi="Avenir Next" w:cs="Avenir Next" w:eastAsia="Avenir Next"/>
                       <w:color w:val="1A1A1A"/>
-                      <w:sz w:val="19"/>
+                      <w:sz w:val="22"/>
                       <w:szCs w:val="19"/>
                     </w:rPr>
                     <w:t xml:space="preserve">no remainder</w:t>
@@ -3657,7 +3663,7 @@
                       <w:rFonts w:ascii="Avenir Next" w:hAnsi="Avenir Next" w:cs="Avenir Next" w:eastAsia="Avenir Next"/>
                       <w:b/>
                       <w:color w:val="003A70"/>
-                      <w:sz w:val="19"/>
+                      <w:sz w:val="22"/>
                       <w:szCs w:val="19"/>
                     </w:rPr>
                     <w:t xml:space="preserve">D</w:t>
@@ -3675,7 +3681,7 @@
                     <w:rPr>
                       <w:rFonts w:ascii="Avenir Next" w:hAnsi="Avenir Next" w:cs="Avenir Next" w:eastAsia="Avenir Next"/>
                       <w:color w:val="1A1A1A"/>
-                      <w:sz w:val="19"/>
+                      <w:sz w:val="22"/>
                       <w:szCs w:val="19"/>
                     </w:rPr>
                     <w:t xml:space="preserve">a remainder of 2</w:t>
@@ -3686,7 +3692,7 @@
           </w:tbl>
           <w:p>
             <w:pPr>
-              <w:spacing w:before="0" w:after="0" w:line="24" w:lineRule="auto"/>
+              <w:spacing w:before="0" w:after="0" w:line="50" w:lineRule="exact"/>
             </w:pPr>
           </w:p>
         </w:tc>
@@ -3694,11 +3700,12 @@
     </w:tbl>
     <w:p>
       <w:pPr>
-        <w:spacing w:before="0" w:after="0" w:line="20" w:lineRule="exact"/>
+        <w:spacing w:before="0" w:after="0" w:line="50" w:lineRule="exact"/>
       </w:pPr>
     </w:p>
     <w:p>
       <w:pPr>
+        <w:pStyle w:val="Heading2"/>
         <w:keepNext/>
         <w:pBdr>
           <w:bottom w:val="single" w:sz="8" w:space="3" w:color="003A70"/>
@@ -3714,7 +3721,7 @@
           <w:b/>
           <w:color w:val="003A70"/>
           <w:spacing w:val="14"/>
-          <w:sz w:val="19"/>
+          <w:sz w:val="22"/>
           <w:szCs w:val="19"/>
         </w:rPr>
         <w:t xml:space="preserve">SELF-CHECK CODE</w:t>
@@ -3733,7 +3740,7 @@
           <w:rFonts w:ascii="Avenir Next" w:hAnsi="Avenir Next" w:cs="Avenir Next" w:eastAsia="Avenir Next"/>
           <w:i/>
           <w:color w:val="5A5F66"/>
-          <w:sz w:val="17"/>
+          <w:sz w:val="22"/>
           <w:szCs w:val="17"/>
         </w:rPr>
         <w:t xml:space="preserve">find your answer · copy its letter into that problem’s box · spell a math word</w:t>
@@ -3791,7 +3798,7 @@
                 <w:rFonts w:ascii="Avenir Next" w:hAnsi="Avenir Next" w:cs="Avenir Next" w:eastAsia="Avenir Next"/>
                 <w:b/>
                 <w:color w:val="1A1A1A"/>
-                <w:sz w:val="18"/>
+                <w:sz w:val="22"/>
                 <w:szCs w:val="18"/>
               </w:rPr>
               <w:t xml:space="preserve">9</w:t>
@@ -3807,7 +3814,7 @@
                 <w:rFonts w:ascii="Avenir Next" w:hAnsi="Avenir Next" w:cs="Avenir Next" w:eastAsia="Avenir Next"/>
                 <w:b/>
                 <w:color w:val="003A70"/>
-                <w:sz w:val="18"/>
+                <w:sz w:val="22"/>
                 <w:szCs w:val="18"/>
               </w:rPr>
               <w:t xml:space="preserve">A</w:t>
@@ -3830,7 +3837,7 @@
                 <w:rFonts w:ascii="Avenir Next" w:hAnsi="Avenir Next" w:cs="Avenir Next" w:eastAsia="Avenir Next"/>
                 <w:b/>
                 <w:color w:val="1A1A1A"/>
-                <w:sz w:val="18"/>
+                <w:sz w:val="22"/>
                 <w:szCs w:val="18"/>
               </w:rPr>
               <w:t xml:space="preserve">6</w:t>
@@ -3846,7 +3853,7 @@
                 <w:rFonts w:ascii="Avenir Next" w:hAnsi="Avenir Next" w:cs="Avenir Next" w:eastAsia="Avenir Next"/>
                 <w:b/>
                 <w:color w:val="003A70"/>
-                <w:sz w:val="18"/>
+                <w:sz w:val="22"/>
                 <w:szCs w:val="18"/>
               </w:rPr>
               <w:t xml:space="preserve">X</w:t>
@@ -3869,7 +3876,7 @@
                 <w:rFonts w:ascii="Avenir Next" w:hAnsi="Avenir Next" w:cs="Avenir Next" w:eastAsia="Avenir Next"/>
                 <w:b/>
                 <w:color w:val="1A1A1A"/>
-                <w:sz w:val="18"/>
+                <w:sz w:val="22"/>
                 <w:szCs w:val="18"/>
               </w:rPr>
               <w:t xml:space="preserve">12</w:t>
@@ -3885,7 +3892,7 @@
                 <w:rFonts w:ascii="Avenir Next" w:hAnsi="Avenir Next" w:cs="Avenir Next" w:eastAsia="Avenir Next"/>
                 <w:b/>
                 <w:color w:val="003A70"/>
-                <w:sz w:val="18"/>
+                <w:sz w:val="22"/>
                 <w:szCs w:val="18"/>
               </w:rPr>
               <w:t xml:space="preserve">R</w:t>
@@ -3908,7 +3915,7 @@
                 <w:rFonts w:ascii="Avenir Next" w:hAnsi="Avenir Next" w:cs="Avenir Next" w:eastAsia="Avenir Next"/>
                 <w:b/>
                 <w:color w:val="1A1A1A"/>
-                <w:sz w:val="18"/>
+                <w:sz w:val="22"/>
                 <w:szCs w:val="18"/>
               </w:rPr>
               <w:t xml:space="preserve">3</w:t>
@@ -3924,7 +3931,7 @@
                 <w:rFonts w:ascii="Avenir Next" w:hAnsi="Avenir Next" w:cs="Avenir Next" w:eastAsia="Avenir Next"/>
                 <w:b/>
                 <w:color w:val="003A70"/>
-                <w:sz w:val="18"/>
+                <w:sz w:val="22"/>
                 <w:szCs w:val="18"/>
               </w:rPr>
               <w:t xml:space="preserve">Q</w:t>
@@ -3947,7 +3954,7 @@
                 <w:rFonts w:ascii="Avenir Next" w:hAnsi="Avenir Next" w:cs="Avenir Next" w:eastAsia="Avenir Next"/>
                 <w:b/>
                 <w:color w:val="1A1A1A"/>
-                <w:sz w:val="18"/>
+                <w:sz w:val="22"/>
                 <w:szCs w:val="18"/>
               </w:rPr>
               <w:t xml:space="preserve">5</w:t>
@@ -3963,7 +3970,7 @@
                 <w:rFonts w:ascii="Avenir Next" w:hAnsi="Avenir Next" w:cs="Avenir Next" w:eastAsia="Avenir Next"/>
                 <w:b/>
                 <w:color w:val="003A70"/>
-                <w:sz w:val="18"/>
+                <w:sz w:val="22"/>
                 <w:szCs w:val="18"/>
               </w:rPr>
               <w:t xml:space="preserve">C</w:t>
@@ -3986,7 +3993,7 @@
                 <w:rFonts w:ascii="Avenir Next" w:hAnsi="Avenir Next" w:cs="Avenir Next" w:eastAsia="Avenir Next"/>
                 <w:b/>
                 <w:color w:val="1A1A1A"/>
-                <w:sz w:val="18"/>
+                <w:sz w:val="22"/>
                 <w:szCs w:val="18"/>
               </w:rPr>
               <w:t xml:space="preserve">2 × 3 × 7</w:t>
@@ -4002,7 +4009,7 @@
                 <w:rFonts w:ascii="Avenir Next" w:hAnsi="Avenir Next" w:cs="Avenir Next" w:eastAsia="Avenir Next"/>
                 <w:b/>
                 <w:color w:val="003A70"/>
-                <w:sz w:val="18"/>
+                <w:sz w:val="22"/>
                 <w:szCs w:val="18"/>
               </w:rPr>
               <w:t xml:space="preserve">F</w:t>
@@ -4025,7 +4032,7 @@
                 <w:rFonts w:ascii="Avenir Next" w:hAnsi="Avenir Next" w:cs="Avenir Next" w:eastAsia="Avenir Next"/>
                 <w:b/>
                 <w:color w:val="1A1A1A"/>
-                <w:sz w:val="18"/>
+                <w:sz w:val="22"/>
                 <w:szCs w:val="18"/>
               </w:rPr>
               <w:t xml:space="preserve">2</w:t>
@@ -4041,7 +4048,7 @@
                 <w:rFonts w:ascii="Avenir Next" w:hAnsi="Avenir Next" w:cs="Avenir Next" w:eastAsia="Avenir Next"/>
                 <w:b/>
                 <w:color w:val="003A70"/>
-                <w:sz w:val="18"/>
+                <w:sz w:val="22"/>
                 <w:szCs w:val="18"/>
               </w:rPr>
               <w:t xml:space="preserve">Z</w:t>
@@ -4064,7 +4071,7 @@
                 <w:rFonts w:ascii="Avenir Next" w:hAnsi="Avenir Next" w:cs="Avenir Next" w:eastAsia="Avenir Next"/>
                 <w:b/>
                 <w:color w:val="1A1A1A"/>
-                <w:sz w:val="18"/>
+                <w:sz w:val="22"/>
                 <w:szCs w:val="18"/>
               </w:rPr>
               <w:t xml:space="preserve">7</w:t>
@@ -4080,7 +4087,7 @@
                 <w:rFonts w:ascii="Avenir Next" w:hAnsi="Avenir Next" w:cs="Avenir Next" w:eastAsia="Avenir Next"/>
                 <w:b/>
                 <w:color w:val="003A70"/>
-                <w:sz w:val="18"/>
+                <w:sz w:val="22"/>
                 <w:szCs w:val="18"/>
               </w:rPr>
               <w:t xml:space="preserve">T</w:t>
@@ -4103,7 +4110,7 @@
                 <w:rFonts w:ascii="Avenir Next" w:hAnsi="Avenir Next" w:cs="Avenir Next" w:eastAsia="Avenir Next"/>
                 <w:b/>
                 <w:color w:val="1A1A1A"/>
-                <w:sz w:val="18"/>
+                <w:sz w:val="22"/>
                 <w:szCs w:val="18"/>
               </w:rPr>
               <w:t xml:space="preserve">4</w:t>
@@ -4119,7 +4126,7 @@
                 <w:rFonts w:ascii="Avenir Next" w:hAnsi="Avenir Next" w:cs="Avenir Next" w:eastAsia="Avenir Next"/>
                 <w:b/>
                 <w:color w:val="003A70"/>
-                <w:sz w:val="18"/>
+                <w:sz w:val="22"/>
                 <w:szCs w:val="18"/>
               </w:rPr>
               <w:t xml:space="preserve">O</w:t>
@@ -4130,7 +4137,7 @@
     </w:tbl>
     <w:p>
       <w:pPr>
-        <w:spacing w:before="0" w:after="0" w:line="60" w:lineRule="auto"/>
+        <w:spacing w:before="0" w:after="0" w:line="50" w:lineRule="exact"/>
       </w:pPr>
     </w:p>
     <w:tbl>
@@ -4297,7 +4304,7 @@
     </w:tbl>
     <w:p>
       <w:pPr>
-        <w:spacing w:before="0" w:after="0" w:line="40" w:lineRule="auto"/>
+        <w:spacing w:before="0" w:after="0" w:line="50" w:lineRule="exact"/>
       </w:pPr>
     </w:p>
     <w:tbl>
@@ -4339,6 +4346,7 @@
           </w:tcPr>
           <w:p>
             <w:pPr>
+              <w:pStyle w:val="Heading2"/>
               <w:spacing w:before="0" w:after="0" w:line="240" w:lineRule="auto"/>
             </w:pPr>
             <w:r>
@@ -4376,7 +4384,7 @@
               <w:rPr>
                 <w:rFonts w:ascii="Avenir Next" w:hAnsi="Avenir Next" w:cs="Avenir Next" w:eastAsia="Avenir Next"/>
                 <w:color w:val="1A1A1A"/>
-                <w:sz w:val="17"/>
+                <w:sz w:val="22"/>
                 <w:szCs w:val="17"/>
               </w:rPr>
               <w:t xml:space="preserve">  I can do this on my own</w:t>
@@ -4405,7 +4413,7 @@
               <w:rPr>
                 <w:rFonts w:ascii="Avenir Next" w:hAnsi="Avenir Next" w:cs="Avenir Next" w:eastAsia="Avenir Next"/>
                 <w:color w:val="1A1A1A"/>
-                <w:sz w:val="17"/>
+                <w:sz w:val="22"/>
                 <w:szCs w:val="17"/>
               </w:rPr>
               <w:t xml:space="preserve">  I need a little help</w:t>
@@ -4434,7 +4442,7 @@
               <w:rPr>
                 <w:rFonts w:ascii="Avenir Next" w:hAnsi="Avenir Next" w:cs="Avenir Next" w:eastAsia="Avenir Next"/>
                 <w:color w:val="1A1A1A"/>
-                <w:sz w:val="17"/>
+                <w:sz w:val="22"/>
                 <w:szCs w:val="17"/>
               </w:rPr>
               <w:t xml:space="preserve">  I have a question about #</w:t>
@@ -4455,7 +4463,7 @@
     </w:tbl>
     <w:p>
       <w:pPr>
-        <w:spacing w:before="0" w:after="0" w:line="20" w:lineRule="exact"/>
+        <w:spacing w:before="0" w:after="0" w:line="50" w:lineRule="exact"/>
       </w:pPr>
     </w:p>
     <w:sectPr>
@@ -4541,7 +4549,106 @@
               <w:sz w:val="15"/>
               <w:szCs w:val="15"/>
             </w:rPr>
-            <w:t xml:space="preserve">Lesson 6-7  ·  Session 1  ·  Practice Form A</w:t>
+            <w:t xml:space="preserve">6-7 · Page </w:t>
+          </w:r>
+          <w:r>
+            <w:rPr>
+              <w:rFonts w:ascii="Avenir Next" w:hAnsi="Avenir Next" w:cs="Avenir Next" w:eastAsia="Avenir Next"/>
+              <w:color w:val="5A5F66"/>
+              <w:sz w:val="15"/>
+              <w:szCs w:val="15"/>
+            </w:rPr>
+            <w:fldChar w:fldCharType="begin"/>
+          </w:r>
+          <w:r>
+            <w:rPr>
+              <w:rFonts w:ascii="Avenir Next" w:hAnsi="Avenir Next" w:cs="Avenir Next" w:eastAsia="Avenir Next"/>
+              <w:color w:val="5A5F66"/>
+              <w:sz w:val="15"/>
+              <w:szCs w:val="15"/>
+            </w:rPr>
+            <w:instrText xml:space="preserve"> PAGE </w:instrText>
+          </w:r>
+          <w:r>
+            <w:rPr>
+              <w:rFonts w:ascii="Avenir Next" w:hAnsi="Avenir Next" w:cs="Avenir Next" w:eastAsia="Avenir Next"/>
+              <w:color w:val="5A5F66"/>
+              <w:sz w:val="15"/>
+              <w:szCs w:val="15"/>
+            </w:rPr>
+            <w:fldChar w:fldCharType="separate"/>
+          </w:r>
+          <w:r>
+            <w:rPr>
+              <w:rFonts w:ascii="Avenir Next" w:hAnsi="Avenir Next" w:cs="Avenir Next" w:eastAsia="Avenir Next"/>
+              <w:color w:val="5A5F66"/>
+              <w:sz w:val="15"/>
+              <w:szCs w:val="15"/>
+            </w:rPr>
+            <w:t xml:space="preserve">1</w:t>
+          </w:r>
+          <w:r>
+            <w:rPr>
+              <w:rFonts w:ascii="Avenir Next" w:hAnsi="Avenir Next" w:cs="Avenir Next" w:eastAsia="Avenir Next"/>
+              <w:color w:val="5A5F66"/>
+              <w:sz w:val="15"/>
+              <w:szCs w:val="15"/>
+            </w:rPr>
+            <w:fldChar w:fldCharType="end"/>
+          </w:r>
+          <w:r>
+            <w:rPr>
+              <w:rFonts w:ascii="Avenir Next" w:hAnsi="Avenir Next" w:cs="Avenir Next" w:eastAsia="Avenir Next"/>
+              <w:color w:val="5A5F66"/>
+              <w:sz w:val="15"/>
+              <w:szCs w:val="15"/>
+            </w:rPr>
+            <w:t xml:space="preserve"> of </w:t>
+          </w:r>
+          <w:r>
+            <w:rPr>
+              <w:rFonts w:ascii="Avenir Next" w:hAnsi="Avenir Next" w:cs="Avenir Next" w:eastAsia="Avenir Next"/>
+              <w:color w:val="5A5F66"/>
+              <w:sz w:val="15"/>
+              <w:szCs w:val="15"/>
+            </w:rPr>
+            <w:fldChar w:fldCharType="begin"/>
+          </w:r>
+          <w:r>
+            <w:rPr>
+              <w:rFonts w:ascii="Avenir Next" w:hAnsi="Avenir Next" w:cs="Avenir Next" w:eastAsia="Avenir Next"/>
+              <w:color w:val="5A5F66"/>
+              <w:sz w:val="15"/>
+              <w:szCs w:val="15"/>
+            </w:rPr>
+            <w:instrText xml:space="preserve"> NUMPAGES </w:instrText>
+          </w:r>
+          <w:r>
+            <w:rPr>
+              <w:rFonts w:ascii="Avenir Next" w:hAnsi="Avenir Next" w:cs="Avenir Next" w:eastAsia="Avenir Next"/>
+              <w:color w:val="5A5F66"/>
+              <w:sz w:val="15"/>
+              <w:szCs w:val="15"/>
+            </w:rPr>
+            <w:fldChar w:fldCharType="separate"/>
+          </w:r>
+          <w:r>
+            <w:rPr>
+              <w:rFonts w:ascii="Avenir Next" w:hAnsi="Avenir Next" w:cs="Avenir Next" w:eastAsia="Avenir Next"/>
+              <w:color w:val="5A5F66"/>
+              <w:sz w:val="15"/>
+              <w:szCs w:val="15"/>
+            </w:rPr>
+            <w:t xml:space="preserve">1</w:t>
+          </w:r>
+          <w:r>
+            <w:rPr>
+              <w:rFonts w:ascii="Avenir Next" w:hAnsi="Avenir Next" w:cs="Avenir Next" w:eastAsia="Avenir Next"/>
+              <w:color w:val="5A5F66"/>
+              <w:sz w:val="15"/>
+              <w:szCs w:val="15"/>
+            </w:rPr>
+            <w:fldChar w:fldCharType="end"/>
           </w:r>
         </w:p>
       </w:tc>
@@ -4584,5 +4691,23 @@
       </w:tblCellMar>
     </w:tblPr>
   </w:style>
+  <w:style w:type="paragraph" w:styleId="Heading1">
+    <w:name w:val="heading 1"/>
+    <w:basedOn w:val="Normal"/>
+    <w:pPr>
+      <w:outlineLvl w:val="0"/>
+      <w:keepNext w:val="0"/>
+      <w:keepLines w:val="0"/>
+    </w:pPr>
+  </w:style>
+  <w:style w:type="paragraph" w:styleId="Heading2">
+    <w:name w:val="heading 2"/>
+    <w:basedOn w:val="Normal"/>
+    <w:pPr>
+      <w:outlineLvl w:val="1"/>
+      <w:keepNext w:val="0"/>
+      <w:keepLines w:val="0"/>
+    </w:pPr>
+  </w:style>
 </w:styles>
 </file>